--- a/docs/package/out/iNXT_BrokerVerse_Demo_Script.docx
+++ b/docs/package/out/iNXT_BrokerVerse_Demo_Script.docx
@@ -10,7 +10,7 @@
       <w:r>
         <w:rPr/>
         <w:drawing>
-          <wp:anchor behindDoc="1" distT="0" distB="0" distL="0" distR="0" simplePos="0" locked="0" layoutInCell="0" allowOverlap="1" relativeHeight="28">
+          <wp:anchor behindDoc="1" distT="0" distB="0" distL="0" distR="0" simplePos="0" locked="0" layoutInCell="0" allowOverlap="1" relativeHeight="25">
             <wp:simplePos x="0" y="0"/>
             <wp:positionH relativeFrom="margin">
               <wp:posOffset>-914400</wp:posOffset>
@@ -55,7 +55,7 @@
           </wp:anchor>
         </w:drawing>
         <w:drawing>
-          <wp:anchor behindDoc="1" distT="0" distB="0" distL="0" distR="0" simplePos="0" locked="0" layoutInCell="0" allowOverlap="1" relativeHeight="39">
+          <wp:anchor behindDoc="1" distT="0" distB="0" distL="0" distR="0" simplePos="0" locked="0" layoutInCell="0" allowOverlap="1" relativeHeight="36">
             <wp:simplePos x="0" y="0"/>
             <wp:positionH relativeFrom="margin">
               <wp:align>center</wp:align>
@@ -111,7 +111,7 @@
         <mc:AlternateContent>
           <mc:Choice Requires="wps">
             <w:drawing>
-              <wp:anchor behindDoc="0" distT="45720" distB="45720" distL="114300" distR="114300" simplePos="0" locked="0" layoutInCell="0" allowOverlap="1" relativeHeight="29" wp14:anchorId="3D43415C">
+              <wp:anchor behindDoc="0" distT="45720" distB="45720" distL="114300" distR="114300" simplePos="0" locked="0" layoutInCell="0" allowOverlap="1" relativeHeight="26" wp14:anchorId="3D43415C">
                 <wp:simplePos x="0" y="0"/>
                 <wp:positionH relativeFrom="page">
                   <wp:posOffset>194310</wp:posOffset>
@@ -226,7 +226,7 @@
         <mc:AlternateContent>
           <mc:Choice Requires="wps">
             <w:drawing>
-              <wp:anchor behindDoc="0" distT="45720" distB="45720" distL="113030" distR="114935" simplePos="0" locked="0" layoutInCell="0" allowOverlap="1" relativeHeight="31" wp14:anchorId="58C23128">
+              <wp:anchor behindDoc="0" distT="45720" distB="45720" distL="113030" distR="114935" simplePos="0" locked="0" layoutInCell="0" allowOverlap="1" relativeHeight="28" wp14:anchorId="58C23128">
                 <wp:simplePos x="0" y="0"/>
                 <wp:positionH relativeFrom="page">
                   <wp:posOffset>3094990</wp:posOffset>
@@ -341,7 +341,7 @@
         <mc:AlternateContent>
           <mc:Choice Requires="wps">
             <w:drawing>
-              <wp:anchor behindDoc="0" distT="45720" distB="45720" distL="114300" distR="113665" simplePos="0" locked="0" layoutInCell="0" allowOverlap="1" relativeHeight="33" wp14:anchorId="1BF25123">
+              <wp:anchor behindDoc="0" distT="45720" distB="45720" distL="114300" distR="113665" simplePos="0" locked="0" layoutInCell="0" allowOverlap="1" relativeHeight="30" wp14:anchorId="1BF25123">
                 <wp:simplePos x="0" y="0"/>
                 <wp:positionH relativeFrom="page">
                   <wp:posOffset>4992370</wp:posOffset>
@@ -456,7 +456,7 @@
         <mc:AlternateContent>
           <mc:Choice Requires="wps">
             <w:drawing>
-              <wp:anchor behindDoc="0" distT="45720" distB="46355" distL="114300" distR="114300" simplePos="0" locked="0" layoutInCell="0" allowOverlap="1" relativeHeight="35" wp14:anchorId="01DE2BF4">
+              <wp:anchor behindDoc="0" distT="45720" distB="46355" distL="114300" distR="114300" simplePos="0" locked="0" layoutInCell="0" allowOverlap="1" relativeHeight="32" wp14:anchorId="01DE2BF4">
                 <wp:simplePos x="0" y="0"/>
                 <wp:positionH relativeFrom="margin">
                   <wp:align>center</wp:align>
@@ -601,7 +601,7 @@
         <mc:AlternateContent>
           <mc:Choice Requires="wps">
             <w:drawing>
-              <wp:anchor behindDoc="0" distT="45720" distB="50800" distL="114300" distR="114300" simplePos="0" locked="0" layoutInCell="0" allowOverlap="1" relativeHeight="37" wp14:anchorId="204C02CC">
+              <wp:anchor behindDoc="0" distT="45720" distB="50800" distL="114300" distR="114300" simplePos="0" locked="0" layoutInCell="0" allowOverlap="1" relativeHeight="34" wp14:anchorId="204C02CC">
                 <wp:simplePos x="0" y="0"/>
                 <wp:positionH relativeFrom="margin">
                   <wp:align>center</wp:align>
@@ -789,7 +789,7 @@
             </w:rPr>
             <w:fldChar w:fldCharType="separate"/>
           </w:r>
-          <w:hyperlink w:anchor="__RefHeading___Toc2424_4285803909">
+          <w:hyperlink w:anchor="__RefHeading___Toc44541_4195859891">
             <w:r>
               <w:rPr>
                 <w:webHidden/>
@@ -824,7 +824,7 @@
             </w:tabs>
             <w:rPr/>
           </w:pPr>
-          <w:hyperlink w:anchor="__RefHeading___Toc2426_4285803909">
+          <w:hyperlink w:anchor="__RefHeading___Toc44543_4195859891">
             <w:r>
               <w:rPr>
                 <w:webHidden/>
@@ -853,7 +853,7 @@
             </w:tabs>
             <w:rPr/>
           </w:pPr>
-          <w:hyperlink w:anchor="__RefHeading___Toc2428_4285803909">
+          <w:hyperlink w:anchor="__RefHeading___Toc44545_4195859891">
             <w:r>
               <w:rPr>
                 <w:webHidden/>
@@ -875,7 +875,7 @@
             </w:tabs>
             <w:rPr/>
           </w:pPr>
-          <w:hyperlink w:anchor="__RefHeading___Toc2430_4285803909">
+          <w:hyperlink w:anchor="__RefHeading___Toc44547_4195859891">
             <w:r>
               <w:rPr>
                 <w:webHidden/>
@@ -897,7 +897,7 @@
             </w:tabs>
             <w:rPr/>
           </w:pPr>
-          <w:hyperlink w:anchor="__RefHeading___Toc2432_4285803909">
+          <w:hyperlink w:anchor="__RefHeading___Toc44549_4195859891">
             <w:r>
               <w:rPr>
                 <w:webHidden/>
@@ -919,7 +919,7 @@
             </w:tabs>
             <w:rPr/>
           </w:pPr>
-          <w:hyperlink w:anchor="__RefHeading___Toc2434_4285803909">
+          <w:hyperlink w:anchor="__RefHeading___Toc44551_4195859891">
             <w:r>
               <w:rPr>
                 <w:webHidden/>
@@ -941,7 +941,7 @@
             </w:tabs>
             <w:rPr/>
           </w:pPr>
-          <w:hyperlink w:anchor="__RefHeading___Toc2436_4285803909">
+          <w:hyperlink w:anchor="__RefHeading___Toc44553_4195859891">
             <w:r>
               <w:rPr>
                 <w:webHidden/>
@@ -949,7 +949,7 @@
               </w:rPr>
               <w:t>4. Demo logins</w:t>
               <w:tab/>
-              <w:t>7</w:t>
+              <w:t>6</w:t>
             </w:r>
           </w:hyperlink>
         </w:p>
@@ -963,7 +963,7 @@
             </w:tabs>
             <w:rPr/>
           </w:pPr>
-          <w:hyperlink w:anchor="__RefHeading___Toc2438_4285803909">
+          <w:hyperlink w:anchor="__RefHeading___Toc44555_4195859891">
             <w:r>
               <w:rPr>
                 <w:webHidden/>
@@ -971,7 +971,7 @@
               </w:rPr>
               <w:t>4.1 Persona users</w:t>
               <w:tab/>
-              <w:t>7</w:t>
+              <w:t>6</w:t>
             </w:r>
           </w:hyperlink>
         </w:p>
@@ -985,7 +985,7 @@
             </w:tabs>
             <w:rPr/>
           </w:pPr>
-          <w:hyperlink w:anchor="__RefHeading___Toc2440_4285803909">
+          <w:hyperlink w:anchor="__RefHeading___Toc44557_4195859891">
             <w:r>
               <w:rPr>
                 <w:webHidden/>
@@ -993,7 +993,7 @@
               </w:rPr>
               <w:t>4.2 Browser set-up</w:t>
               <w:tab/>
-              <w:t>7</w:t>
+              <w:t>6</w:t>
             </w:r>
           </w:hyperlink>
         </w:p>
@@ -1007,7 +1007,7 @@
             </w:tabs>
             <w:rPr/>
           </w:pPr>
-          <w:hyperlink w:anchor="__RefHeading___Toc2442_4285803909">
+          <w:hyperlink w:anchor="__RefHeading___Toc44559_4195859891">
             <w:r>
               <w:rPr>
                 <w:webHidden/>
@@ -1015,7 +1015,7 @@
               </w:rPr>
               <w:t>4.3 Checks the day before</w:t>
               <w:tab/>
-              <w:t>8</w:t>
+              <w:t>6</w:t>
             </w:r>
           </w:hyperlink>
         </w:p>
@@ -1029,7 +1029,7 @@
             </w:tabs>
             <w:rPr/>
           </w:pPr>
-          <w:hyperlink w:anchor="__RefHeading___Toc2444_4285803909">
+          <w:hyperlink w:anchor="__RefHeading___Toc44561_4195859891">
             <w:r>
               <w:rPr>
                 <w:webHidden/>
@@ -1037,7 +1037,7 @@
               </w:rPr>
               <w:t>5. Full demonstration: 60 minutes</w:t>
               <w:tab/>
-              <w:t>9</w:t>
+              <w:t>8</w:t>
             </w:r>
           </w:hyperlink>
         </w:p>
@@ -1051,7 +1051,7 @@
             </w:tabs>
             <w:rPr/>
           </w:pPr>
-          <w:hyperlink w:anchor="__RefHeading___Toc2446_4285803909">
+          <w:hyperlink w:anchor="__RefHeading___Toc44563_4195859891">
             <w:r>
               <w:rPr>
                 <w:webHidden/>
@@ -1059,7 +1059,7 @@
               </w:rPr>
               <w:t>5.1 Running order</w:t>
               <w:tab/>
-              <w:t>9</w:t>
+              <w:t>8</w:t>
             </w:r>
           </w:hyperlink>
         </w:p>
@@ -1073,7 +1073,7 @@
             </w:tabs>
             <w:rPr/>
           </w:pPr>
-          <w:hyperlink w:anchor="__RefHeading___Toc2448_4285803909">
+          <w:hyperlink w:anchor="__RefHeading___Toc44565_4195859891">
             <w:r>
               <w:rPr>
                 <w:webHidden/>
@@ -1081,7 +1081,7 @@
               </w:rPr>
               <w:t>5.2 0:00 Opening (5 minutes)</w:t>
               <w:tab/>
-              <w:t>9</w:t>
+              <w:t>8</w:t>
             </w:r>
           </w:hyperlink>
         </w:p>
@@ -1095,7 +1095,7 @@
             </w:tabs>
             <w:rPr/>
           </w:pPr>
-          <w:hyperlink w:anchor="__RefHeading___Toc2450_4285803909">
+          <w:hyperlink w:anchor="__RefHeading___Toc44567_4195859891">
             <w:r>
               <w:rPr>
                 <w:webHidden/>
@@ -1103,7 +1103,7 @@
               </w:rPr>
               <w:t>5.3 0:05 The broker at a glance (4 minutes)</w:t>
               <w:tab/>
-              <w:t>10</w:t>
+              <w:t>8</w:t>
             </w:r>
           </w:hyperlink>
         </w:p>
@@ -1117,7 +1117,7 @@
             </w:tabs>
             <w:rPr/>
           </w:pPr>
-          <w:hyperlink w:anchor="__RefHeading___Toc2452_4285803909">
+          <w:hyperlink w:anchor="__RefHeading___Toc44569_4195859891">
             <w:r>
               <w:rPr>
                 <w:webHidden/>
@@ -1125,7 +1125,7 @@
               </w:rPr>
               <w:t>5.4 0:09 Prospect and quotation (6 minutes)</w:t>
               <w:tab/>
-              <w:t>10</w:t>
+              <w:t>9</w:t>
             </w:r>
           </w:hyperlink>
         </w:p>
@@ -1139,7 +1139,7 @@
             </w:tabs>
             <w:rPr/>
           </w:pPr>
-          <w:hyperlink w:anchor="__RefHeading___Toc2454_4285803909">
+          <w:hyperlink w:anchor="__RefHeading___Toc44571_4195859891">
             <w:r>
               <w:rPr>
                 <w:webHidden/>
@@ -1147,7 +1147,7 @@
               </w:rPr>
               <w:t>5.5 0:15 Placement (8 minutes)</w:t>
               <w:tab/>
-              <w:t>11</w:t>
+              <w:t>10</w:t>
             </w:r>
           </w:hyperlink>
         </w:p>
@@ -1161,7 +1161,7 @@
             </w:tabs>
             <w:rPr/>
           </w:pPr>
-          <w:hyperlink w:anchor="__RefHeading___Toc2456_4285803909">
+          <w:hyperlink w:anchor="__RefHeading___Toc44573_4195859891">
             <w:r>
               <w:rPr>
                 <w:webHidden/>
@@ -1169,7 +1169,7 @@
               </w:rPr>
               <w:t>5.6 0:23 Servicing and claims (6 minutes)</w:t>
               <w:tab/>
-              <w:t>12</w:t>
+              <w:t>10</w:t>
             </w:r>
           </w:hyperlink>
         </w:p>
@@ -1183,7 +1183,7 @@
             </w:tabs>
             <w:rPr/>
           </w:pPr>
-          <w:hyperlink w:anchor="__RefHeading___Toc2458_4285803909">
+          <w:hyperlink w:anchor="__RefHeading___Toc44575_4195859891">
             <w:r>
               <w:rPr>
                 <w:webHidden/>
@@ -1191,7 +1191,7 @@
               </w:rPr>
               <w:t>5.7 0:29 Renewals (4 minutes)</w:t>
               <w:tab/>
-              <w:t>12</w:t>
+              <w:t>11</w:t>
             </w:r>
           </w:hyperlink>
         </w:p>
@@ -1205,7 +1205,7 @@
             </w:tabs>
             <w:rPr/>
           </w:pPr>
-          <w:hyperlink w:anchor="__RefHeading___Toc2460_4285803909">
+          <w:hyperlink w:anchor="__RefHeading___Toc44577_4195859891">
             <w:r>
               <w:rPr>
                 <w:webHidden/>
@@ -1213,7 +1213,7 @@
               </w:rPr>
               <w:t>5.8 0:33 Money in (6 minutes)</w:t>
               <w:tab/>
-              <w:t>13</w:t>
+              <w:t>12</w:t>
             </w:r>
           </w:hyperlink>
         </w:p>
@@ -1227,7 +1227,7 @@
             </w:tabs>
             <w:rPr/>
           </w:pPr>
-          <w:hyperlink w:anchor="__RefHeading___Toc2462_4285803909">
+          <w:hyperlink w:anchor="__RefHeading___Toc44579_4195859891">
             <w:r>
               <w:rPr>
                 <w:webHidden/>
@@ -1235,7 +1235,7 @@
               </w:rPr>
               <w:t>5.9 0:39 Money out (6 minutes)</w:t>
               <w:tab/>
-              <w:t>14</w:t>
+              <w:t>12</w:t>
             </w:r>
           </w:hyperlink>
         </w:p>
@@ -1249,7 +1249,7 @@
             </w:tabs>
             <w:rPr/>
           </w:pPr>
-          <w:hyperlink w:anchor="__RefHeading___Toc2464_4285803909">
+          <w:hyperlink w:anchor="__RefHeading___Toc44581_4195859891">
             <w:r>
               <w:rPr>
                 <w:webHidden/>
@@ -1257,7 +1257,7 @@
               </w:rPr>
               <w:t>5.10 0:45 Close and tax (6 minutes)</w:t>
               <w:tab/>
-              <w:t>14</w:t>
+              <w:t>13</w:t>
             </w:r>
           </w:hyperlink>
         </w:p>
@@ -1271,7 +1271,7 @@
             </w:tabs>
             <w:rPr/>
           </w:pPr>
-          <w:hyperlink w:anchor="__RefHeading___Toc2466_4285803909">
+          <w:hyperlink w:anchor="__RefHeading___Toc44583_4195859891">
             <w:r>
               <w:rPr>
                 <w:webHidden/>
@@ -1279,7 +1279,7 @@
               </w:rPr>
               <w:t>5.11 0:51 Controls and data privacy (4 minutes)</w:t>
               <w:tab/>
-              <w:t>15</w:t>
+              <w:t>14</w:t>
             </w:r>
           </w:hyperlink>
         </w:p>
@@ -1293,7 +1293,7 @@
             </w:tabs>
             <w:rPr/>
           </w:pPr>
-          <w:hyperlink w:anchor="__RefHeading___Toc2468_4285803909">
+          <w:hyperlink w:anchor="__RefHeading___Toc44585_4195859891">
             <w:r>
               <w:rPr>
                 <w:webHidden/>
@@ -1301,7 +1301,7 @@
               </w:rPr>
               <w:t>5.12 0:55 Close (5 minutes)</w:t>
               <w:tab/>
-              <w:t>16</w:t>
+              <w:t>14</w:t>
             </w:r>
           </w:hyperlink>
         </w:p>
@@ -1315,7 +1315,7 @@
             </w:tabs>
             <w:rPr/>
           </w:pPr>
-          <w:hyperlink w:anchor="__RefHeading___Toc2470_4285803909">
+          <w:hyperlink w:anchor="__RefHeading___Toc44587_4195859891">
             <w:r>
               <w:rPr>
                 <w:webHidden/>
@@ -1323,7 +1323,7 @@
               </w:rPr>
               <w:t>6. Short demonstration: 30 minutes</w:t>
               <w:tab/>
-              <w:t>17</w:t>
+              <w:t>16</w:t>
             </w:r>
           </w:hyperlink>
         </w:p>
@@ -1337,7 +1337,7 @@
             </w:tabs>
             <w:rPr/>
           </w:pPr>
-          <w:hyperlink w:anchor="__RefHeading___Toc2472_4285803909">
+          <w:hyperlink w:anchor="__RefHeading___Toc44589_4195859891">
             <w:r>
               <w:rPr>
                 <w:webHidden/>
@@ -1345,7 +1345,7 @@
               </w:rPr>
               <w:t>6.1 Running order</w:t>
               <w:tab/>
-              <w:t>17</w:t>
+              <w:t>16</w:t>
             </w:r>
           </w:hyperlink>
         </w:p>
@@ -1359,7 +1359,7 @@
             </w:tabs>
             <w:rPr/>
           </w:pPr>
-          <w:hyperlink w:anchor="__RefHeading___Toc2474_4285803909">
+          <w:hyperlink w:anchor="__RefHeading___Toc44591_4195859891">
             <w:r>
               <w:rPr>
                 <w:webHidden/>
@@ -1367,7 +1367,7 @@
               </w:rPr>
               <w:t>6.2 What to leave out</w:t>
               <w:tab/>
-              <w:t>17</w:t>
+              <w:t>16</w:t>
             </w:r>
           </w:hyperlink>
         </w:p>
@@ -1381,7 +1381,7 @@
             </w:tabs>
             <w:rPr/>
           </w:pPr>
-          <w:hyperlink w:anchor="__RefHeading___Toc2476_4285803909">
+          <w:hyperlink w:anchor="__RefHeading___Toc44593_4195859891">
             <w:r>
               <w:rPr>
                 <w:webHidden/>
@@ -1389,7 +1389,7 @@
               </w:rPr>
               <w:t>6.3 What to keep</w:t>
               <w:tab/>
-              <w:t>17</w:t>
+              <w:t>16</w:t>
             </w:r>
           </w:hyperlink>
         </w:p>
@@ -1403,7 +1403,7 @@
             </w:tabs>
             <w:rPr/>
           </w:pPr>
-          <w:hyperlink w:anchor="__RefHeading___Toc2478_4285803909">
+          <w:hyperlink w:anchor="__RefHeading___Toc44595_4195859891">
             <w:r>
               <w:rPr>
                 <w:webHidden/>
@@ -1411,7 +1411,7 @@
               </w:rPr>
               <w:t>6.4 Talking points for an owner or a CFO</w:t>
               <w:tab/>
-              <w:t>17</w:t>
+              <w:t>16</w:t>
             </w:r>
           </w:hyperlink>
         </w:p>
@@ -1425,7 +1425,7 @@
             </w:tabs>
             <w:rPr/>
           </w:pPr>
-          <w:hyperlink w:anchor="__RefHeading___Toc2480_4285803909">
+          <w:hyperlink w:anchor="__RefHeading___Toc44597_4195859891">
             <w:r>
               <w:rPr>
                 <w:webHidden/>
@@ -1433,7 +1433,7 @@
               </w:rPr>
               <w:t>7. Discovery questions</w:t>
               <w:tab/>
-              <w:t>19</w:t>
+              <w:t>18</w:t>
             </w:r>
           </w:hyperlink>
         </w:p>
@@ -1447,7 +1447,7 @@
             </w:tabs>
             <w:rPr/>
           </w:pPr>
-          <w:hyperlink w:anchor="__RefHeading___Toc2482_4285803909">
+          <w:hyperlink w:anchor="__RefHeading___Toc44599_4195859891">
             <w:r>
               <w:rPr>
                 <w:webHidden/>
@@ -1455,7 +1455,7 @@
               </w:rPr>
               <w:t>7.1 Business and volumes</w:t>
               <w:tab/>
-              <w:t>19</w:t>
+              <w:t>18</w:t>
             </w:r>
           </w:hyperlink>
         </w:p>
@@ -1469,7 +1469,7 @@
             </w:tabs>
             <w:rPr/>
           </w:pPr>
-          <w:hyperlink w:anchor="__RefHeading___Toc2484_4285803909">
+          <w:hyperlink w:anchor="__RefHeading___Toc44601_4195859891">
             <w:r>
               <w:rPr>
                 <w:webHidden/>
@@ -1477,7 +1477,7 @@
               </w:rPr>
               <w:t>7.2 Process and pain</w:t>
               <w:tab/>
-              <w:t>19</w:t>
+              <w:t>18</w:t>
             </w:r>
           </w:hyperlink>
         </w:p>
@@ -1491,7 +1491,7 @@
             </w:tabs>
             <w:rPr/>
           </w:pPr>
-          <w:hyperlink w:anchor="__RefHeading___Toc2486_4285803909">
+          <w:hyperlink w:anchor="__RefHeading___Toc44603_4195859891">
             <w:r>
               <w:rPr>
                 <w:webHidden/>
@@ -1499,7 +1499,7 @@
               </w:rPr>
               <w:t>7.3 Decision</w:t>
               <w:tab/>
-              <w:t>19</w:t>
+              <w:t>18</w:t>
             </w:r>
           </w:hyperlink>
         </w:p>
@@ -1513,7 +1513,7 @@
             </w:tabs>
             <w:rPr/>
           </w:pPr>
-          <w:hyperlink w:anchor="__RefHeading___Toc2488_4285803909">
+          <w:hyperlink w:anchor="__RefHeading___Toc44605_4195859891">
             <w:r>
               <w:rPr>
                 <w:webHidden/>
@@ -1521,7 +1521,7 @@
               </w:rPr>
               <w:t>8. Run sheet</w:t>
               <w:tab/>
-              <w:t>20</w:t>
+              <w:t>19</w:t>
             </w:r>
           </w:hyperlink>
         </w:p>
@@ -1535,7 +1535,7 @@
             </w:tabs>
             <w:rPr/>
           </w:pPr>
-          <w:hyperlink w:anchor="__RefHeading___Toc2490_4285803909">
+          <w:hyperlink w:anchor="__RefHeading___Toc44607_4195859891">
             <w:r>
               <w:rPr>
                 <w:webHidden/>
@@ -1543,7 +1543,7 @@
               </w:rPr>
               <w:t>8.1 Records to confirm the day before</w:t>
               <w:tab/>
-              <w:t>20</w:t>
+              <w:t>19</w:t>
             </w:r>
           </w:hyperlink>
         </w:p>
@@ -1557,7 +1557,7 @@
             </w:tabs>
             <w:rPr/>
           </w:pPr>
-          <w:hyperlink w:anchor="__RefHeading___Toc2492_4285803909">
+          <w:hyperlink w:anchor="__RefHeading___Toc44609_4195859891">
             <w:r>
               <w:rPr>
                 <w:webHidden/>
@@ -1565,7 +1565,7 @@
               </w:rPr>
               <w:t>8.2 If something goes wrong</w:t>
               <w:tab/>
-              <w:t>20</w:t>
+              <w:t>19</w:t>
             </w:r>
           </w:hyperlink>
         </w:p>
@@ -1579,7 +1579,7 @@
             </w:tabs>
             <w:rPr/>
           </w:pPr>
-          <w:hyperlink w:anchor="__RefHeading___Toc2494_4285803909">
+          <w:hyperlink w:anchor="__RefHeading___Toc44611_4195859891">
             <w:r>
               <w:rPr>
                 <w:webHidden/>
@@ -1587,7 +1587,7 @@
               </w:rPr>
               <w:t>9. After the demonstration</w:t>
               <w:tab/>
-              <w:t>22</w:t>
+              <w:t>20</w:t>
             </w:r>
           </w:hyperlink>
         </w:p>
@@ -1601,7 +1601,7 @@
             </w:tabs>
             <w:rPr/>
           </w:pPr>
-          <w:hyperlink w:anchor="__RefHeading___Toc2496_4285803909">
+          <w:hyperlink w:anchor="__RefHeading___Toc44613_4195859891">
             <w:r>
               <w:rPr>
                 <w:webHidden/>
@@ -1609,7 +1609,7 @@
               </w:rPr>
               <w:t>9.1 Within one working day</w:t>
               <w:tab/>
-              <w:t>22</w:t>
+              <w:t>20</w:t>
             </w:r>
           </w:hyperlink>
         </w:p>
@@ -1623,7 +1623,7 @@
             </w:tabs>
             <w:rPr/>
           </w:pPr>
-          <w:hyperlink w:anchor="__RefHeading___Toc2498_4285803909">
+          <w:hyperlink w:anchor="__RefHeading___Toc44615_4195859891">
             <w:r>
               <w:rPr>
                 <w:webHidden/>
@@ -1631,7 +1631,7 @@
               </w:rPr>
               <w:t>9.2 Before the proposal</w:t>
               <w:tab/>
-              <w:t>22</w:t>
+              <w:t>20</w:t>
             </w:r>
           </w:hyperlink>
         </w:p>
@@ -1645,7 +1645,7 @@
             </w:tabs>
             <w:rPr/>
           </w:pPr>
-          <w:hyperlink w:anchor="__RefHeading___Toc2500_4285803909">
+          <w:hyperlink w:anchor="__RefHeading___Toc44617_4195859891">
             <w:r>
               <w:rPr>
                 <w:webHidden/>
@@ -1660,7 +1660,7 @@
                 <w:rStyle w:val="IndexLink"/>
               </w:rPr>
               <w:tab/>
-              <w:t>23</w:t>
+              <w:t>21</w:t>
             </w:r>
           </w:hyperlink>
           <w:r>
@@ -1693,7 +1693,7 @@
       <w:r>
         <w:br w:type="page"/>
       </w:r>
-      <w:bookmarkStart w:id="0" w:name="__RefHeading___Toc2424_4285803909"/>
+      <w:bookmarkStart w:id="0" w:name="__RefHeading___Toc44541_4195859891"/>
       <w:bookmarkStart w:id="1" w:name="_Toc48319687"/>
       <w:bookmarkStart w:id="2" w:name="_Toc11824118"/>
       <w:bookmarkEnd w:id="0"/>
@@ -2338,7 +2338,7 @@
           <w:spacing w:val="0"/>
         </w:rPr>
       </w:pPr>
-      <w:bookmarkStart w:id="4" w:name="__RefHeading___Toc2426_4285803909"/>
+      <w:bookmarkStart w:id="4" w:name="__RefHeading___Toc44543_4195859891"/>
       <w:bookmarkStart w:id="5" w:name="_Toc233203388"/>
       <w:bookmarkEnd w:id="4"/>
       <w:r>
@@ -3801,7 +3801,7 @@
         <w:pageBreakBefore w:val="false"/>
         <w:rPr/>
       </w:pPr>
-      <w:bookmarkStart w:id="6" w:name="__RefHeading___Toc2428_4285803909"/>
+      <w:bookmarkStart w:id="6" w:name="__RefHeading___Toc44545_4195859891"/>
       <w:bookmarkEnd w:id="6"/>
       <w:r>
         <w:rPr>
@@ -3818,7 +3818,7 @@
         <w:pStyle w:val="Heading2"/>
         <w:rPr/>
       </w:pPr>
-      <w:bookmarkStart w:id="7" w:name="__RefHeading___Toc2430_4285803909"/>
+      <w:bookmarkStart w:id="7" w:name="__RefHeading___Toc44547_4195859891"/>
       <w:bookmarkEnd w:id="7"/>
       <w:r>
         <w:rPr>
@@ -3903,7 +3903,7 @@
         <w:pStyle w:val="Heading2"/>
         <w:rPr/>
       </w:pPr>
-      <w:bookmarkStart w:id="8" w:name="__RefHeading___Toc2432_4285803909"/>
+      <w:bookmarkStart w:id="8" w:name="__RefHeading___Toc44549_4195859891"/>
       <w:bookmarkEnd w:id="8"/>
       <w:r>
         <w:rPr>
@@ -3918,7 +3918,7 @@
     <w:tbl>
       <w:tblPr>
         <w:tblStyle w:val="TableGrid"/>
-        <w:tblW w:w="9027" w:type="dxa"/>
+        <w:tblW w:w="9014" w:type="dxa"/>
         <w:jc w:val="left"/>
         <w:tblInd w:w="0" w:type="dxa"/>
         <w:tblLayout w:type="fixed"/>
@@ -3931,9 +3931,9 @@
         <w:tblLook w:val="04a0" w:noHBand="0" w:noVBand="1" w:firstColumn="1" w:lastRow="0" w:lastColumn="0" w:firstRow="1"/>
       </w:tblPr>
       <w:tblGrid>
-        <w:gridCol w:w="3009"/>
-        <w:gridCol w:w="3009"/>
-        <w:gridCol w:w="3009"/>
+        <w:gridCol w:w="1310"/>
+        <w:gridCol w:w="3771"/>
+        <w:gridCol w:w="3933"/>
       </w:tblGrid>
       <w:tr>
         <w:trPr>
@@ -3941,7 +3941,7 @@
         </w:trPr>
         <w:tc>
           <w:tcPr>
-            <w:tcW w:w="3009" w:type="dxa"/>
+            <w:tcW w:w="1310" w:type="dxa"/>
             <w:tcBorders>
               <w:top w:val="single" w:sz="4" w:space="0" w:color="BFC7D1"/>
               <w:left w:val="single" w:sz="4" w:space="0" w:color="BFC7D1"/>
@@ -3980,7 +3980,7 @@
         </w:tc>
         <w:tc>
           <w:tcPr>
-            <w:tcW w:w="3009" w:type="dxa"/>
+            <w:tcW w:w="3771" w:type="dxa"/>
             <w:tcBorders>
               <w:top w:val="single" w:sz="4" w:space="0" w:color="BFC7D1"/>
               <w:left w:val="single" w:sz="4" w:space="0" w:color="BFC7D1"/>
@@ -4019,7 +4019,7 @@
         </w:tc>
         <w:tc>
           <w:tcPr>
-            <w:tcW w:w="3009" w:type="dxa"/>
+            <w:tcW w:w="3933" w:type="dxa"/>
             <w:tcBorders>
               <w:top w:val="single" w:sz="4" w:space="0" w:color="BFC7D1"/>
               <w:left w:val="single" w:sz="4" w:space="0" w:color="BFC7D1"/>
@@ -4061,7 +4061,7 @@
         <w:trPr/>
         <w:tc>
           <w:tcPr>
-            <w:tcW w:w="3009" w:type="dxa"/>
+            <w:tcW w:w="1310" w:type="dxa"/>
             <w:tcBorders>
               <w:top w:val="single" w:sz="4" w:space="0" w:color="BFC7D1"/>
               <w:left w:val="single" w:sz="4" w:space="0" w:color="BFC7D1"/>
@@ -4098,7 +4098,7 @@
         </w:tc>
         <w:tc>
           <w:tcPr>
-            <w:tcW w:w="3009" w:type="dxa"/>
+            <w:tcW w:w="3771" w:type="dxa"/>
             <w:tcBorders>
               <w:top w:val="single" w:sz="4" w:space="0" w:color="BFC7D1"/>
               <w:left w:val="single" w:sz="4" w:space="0" w:color="BFC7D1"/>
@@ -4135,7 +4135,7 @@
         </w:tc>
         <w:tc>
           <w:tcPr>
-            <w:tcW w:w="3009" w:type="dxa"/>
+            <w:tcW w:w="3933" w:type="dxa"/>
             <w:tcBorders>
               <w:top w:val="single" w:sz="4" w:space="0" w:color="BFC7D1"/>
               <w:left w:val="single" w:sz="4" w:space="0" w:color="BFC7D1"/>
@@ -4175,7 +4175,7 @@
         <w:trPr/>
         <w:tc>
           <w:tcPr>
-            <w:tcW w:w="3009" w:type="dxa"/>
+            <w:tcW w:w="1310" w:type="dxa"/>
             <w:tcBorders>
               <w:top w:val="single" w:sz="4" w:space="0" w:color="BFC7D1"/>
               <w:left w:val="single" w:sz="4" w:space="0" w:color="BFC7D1"/>
@@ -4212,7 +4212,7 @@
         </w:tc>
         <w:tc>
           <w:tcPr>
-            <w:tcW w:w="3009" w:type="dxa"/>
+            <w:tcW w:w="3771" w:type="dxa"/>
             <w:tcBorders>
               <w:top w:val="single" w:sz="4" w:space="0" w:color="BFC7D1"/>
               <w:left w:val="single" w:sz="4" w:space="0" w:color="BFC7D1"/>
@@ -4249,7 +4249,7 @@
         </w:tc>
         <w:tc>
           <w:tcPr>
-            <w:tcW w:w="3009" w:type="dxa"/>
+            <w:tcW w:w="3933" w:type="dxa"/>
             <w:tcBorders>
               <w:top w:val="single" w:sz="4" w:space="0" w:color="BFC7D1"/>
               <w:left w:val="single" w:sz="4" w:space="0" w:color="BFC7D1"/>
@@ -4289,7 +4289,7 @@
         <w:trPr/>
         <w:tc>
           <w:tcPr>
-            <w:tcW w:w="3009" w:type="dxa"/>
+            <w:tcW w:w="1310" w:type="dxa"/>
             <w:tcBorders>
               <w:top w:val="single" w:sz="4" w:space="0" w:color="BFC7D1"/>
               <w:left w:val="single" w:sz="4" w:space="0" w:color="BFC7D1"/>
@@ -4326,7 +4326,7 @@
         </w:tc>
         <w:tc>
           <w:tcPr>
-            <w:tcW w:w="3009" w:type="dxa"/>
+            <w:tcW w:w="3771" w:type="dxa"/>
             <w:tcBorders>
               <w:top w:val="single" w:sz="4" w:space="0" w:color="BFC7D1"/>
               <w:left w:val="single" w:sz="4" w:space="0" w:color="BFC7D1"/>
@@ -4363,7 +4363,7 @@
         </w:tc>
         <w:tc>
           <w:tcPr>
-            <w:tcW w:w="3009" w:type="dxa"/>
+            <w:tcW w:w="3933" w:type="dxa"/>
             <w:tcBorders>
               <w:top w:val="single" w:sz="4" w:space="0" w:color="BFC7D1"/>
               <w:left w:val="single" w:sz="4" w:space="0" w:color="BFC7D1"/>
@@ -4430,7 +4430,7 @@
         <w:pStyle w:val="Heading2"/>
         <w:rPr/>
       </w:pPr>
-      <w:bookmarkStart w:id="9" w:name="__RefHeading___Toc2434_4285803909"/>
+      <w:bookmarkStart w:id="9" w:name="__RefHeading___Toc44551_4195859891"/>
       <w:bookmarkEnd w:id="9"/>
       <w:r>
         <w:rPr>
@@ -4513,7 +4513,7 @@
         <w:pStyle w:val="Heading1"/>
         <w:rPr/>
       </w:pPr>
-      <w:bookmarkStart w:id="10" w:name="__RefHeading___Toc2436_4285803909"/>
+      <w:bookmarkStart w:id="10" w:name="__RefHeading___Toc44553_4195859891"/>
       <w:bookmarkEnd w:id="10"/>
       <w:r>
         <w:rPr>
@@ -4530,7 +4530,7 @@
         <w:pStyle w:val="Heading2"/>
         <w:rPr/>
       </w:pPr>
-      <w:bookmarkStart w:id="11" w:name="__RefHeading___Toc2438_4285803909"/>
+      <w:bookmarkStart w:id="11" w:name="__RefHeading___Toc44555_4195859891"/>
       <w:bookmarkEnd w:id="11"/>
       <w:r>
         <w:rPr>
@@ -4576,7 +4576,7 @@
     <w:tbl>
       <w:tblPr>
         <w:tblStyle w:val="TableGrid"/>
-        <w:tblW w:w="9028" w:type="dxa"/>
+        <w:tblW w:w="9014" w:type="dxa"/>
         <w:jc w:val="left"/>
         <w:tblInd w:w="0" w:type="dxa"/>
         <w:tblLayout w:type="fixed"/>
@@ -4589,10 +4589,10 @@
         <w:tblLook w:val="04a0" w:noHBand="0" w:noVBand="1" w:firstColumn="1" w:lastRow="0" w:lastColumn="0" w:firstRow="1"/>
       </w:tblPr>
       <w:tblGrid>
-        <w:gridCol w:w="2257"/>
-        <w:gridCol w:w="2257"/>
-        <w:gridCol w:w="2257"/>
-        <w:gridCol w:w="2256"/>
+        <w:gridCol w:w="1711"/>
+        <w:gridCol w:w="1979"/>
+        <w:gridCol w:w="1618"/>
+        <w:gridCol w:w="3705"/>
       </w:tblGrid>
       <w:tr>
         <w:trPr>
@@ -4600,7 +4600,7 @@
         </w:trPr>
         <w:tc>
           <w:tcPr>
-            <w:tcW w:w="2257" w:type="dxa"/>
+            <w:tcW w:w="1711" w:type="dxa"/>
             <w:tcBorders>
               <w:top w:val="single" w:sz="4" w:space="0" w:color="BFC7D1"/>
               <w:left w:val="single" w:sz="4" w:space="0" w:color="BFC7D1"/>
@@ -4639,7 +4639,7 @@
         </w:tc>
         <w:tc>
           <w:tcPr>
-            <w:tcW w:w="2257" w:type="dxa"/>
+            <w:tcW w:w="1979" w:type="dxa"/>
             <w:tcBorders>
               <w:top w:val="single" w:sz="4" w:space="0" w:color="BFC7D1"/>
               <w:left w:val="single" w:sz="4" w:space="0" w:color="BFC7D1"/>
@@ -4678,7 +4678,7 @@
         </w:tc>
         <w:tc>
           <w:tcPr>
-            <w:tcW w:w="2257" w:type="dxa"/>
+            <w:tcW w:w="1618" w:type="dxa"/>
             <w:tcBorders>
               <w:top w:val="single" w:sz="4" w:space="0" w:color="BFC7D1"/>
               <w:left w:val="single" w:sz="4" w:space="0" w:color="BFC7D1"/>
@@ -4717,7 +4717,7 @@
         </w:tc>
         <w:tc>
           <w:tcPr>
-            <w:tcW w:w="2256" w:type="dxa"/>
+            <w:tcW w:w="3705" w:type="dxa"/>
             <w:tcBorders>
               <w:top w:val="single" w:sz="4" w:space="0" w:color="BFC7D1"/>
               <w:left w:val="single" w:sz="4" w:space="0" w:color="BFC7D1"/>
@@ -4759,7 +4759,7 @@
         <w:trPr/>
         <w:tc>
           <w:tcPr>
-            <w:tcW w:w="2257" w:type="dxa"/>
+            <w:tcW w:w="1711" w:type="dxa"/>
             <w:tcBorders>
               <w:top w:val="single" w:sz="4" w:space="0" w:color="BFC7D1"/>
               <w:left w:val="single" w:sz="4" w:space="0" w:color="BFC7D1"/>
@@ -4796,7 +4796,7 @@
         </w:tc>
         <w:tc>
           <w:tcPr>
-            <w:tcW w:w="2257" w:type="dxa"/>
+            <w:tcW w:w="1979" w:type="dxa"/>
             <w:tcBorders>
               <w:top w:val="single" w:sz="4" w:space="0" w:color="BFC7D1"/>
               <w:left w:val="single" w:sz="4" w:space="0" w:color="BFC7D1"/>
@@ -4833,7 +4833,7 @@
         </w:tc>
         <w:tc>
           <w:tcPr>
-            <w:tcW w:w="2257" w:type="dxa"/>
+            <w:tcW w:w="1618" w:type="dxa"/>
             <w:tcBorders>
               <w:top w:val="single" w:sz="4" w:space="0" w:color="BFC7D1"/>
               <w:left w:val="single" w:sz="4" w:space="0" w:color="BFC7D1"/>
@@ -4870,7 +4870,7 @@
         </w:tc>
         <w:tc>
           <w:tcPr>
-            <w:tcW w:w="2256" w:type="dxa"/>
+            <w:tcW w:w="3705" w:type="dxa"/>
             <w:tcBorders>
               <w:top w:val="single" w:sz="4" w:space="0" w:color="BFC7D1"/>
               <w:left w:val="single" w:sz="4" w:space="0" w:color="BFC7D1"/>
@@ -4910,7 +4910,7 @@
         <w:trPr/>
         <w:tc>
           <w:tcPr>
-            <w:tcW w:w="2257" w:type="dxa"/>
+            <w:tcW w:w="1711" w:type="dxa"/>
             <w:tcBorders>
               <w:top w:val="single" w:sz="4" w:space="0" w:color="BFC7D1"/>
               <w:left w:val="single" w:sz="4" w:space="0" w:color="BFC7D1"/>
@@ -4947,7 +4947,7 @@
         </w:tc>
         <w:tc>
           <w:tcPr>
-            <w:tcW w:w="2257" w:type="dxa"/>
+            <w:tcW w:w="1979" w:type="dxa"/>
             <w:tcBorders>
               <w:top w:val="single" w:sz="4" w:space="0" w:color="BFC7D1"/>
               <w:left w:val="single" w:sz="4" w:space="0" w:color="BFC7D1"/>
@@ -4984,7 +4984,7 @@
         </w:tc>
         <w:tc>
           <w:tcPr>
-            <w:tcW w:w="2257" w:type="dxa"/>
+            <w:tcW w:w="1618" w:type="dxa"/>
             <w:tcBorders>
               <w:top w:val="single" w:sz="4" w:space="0" w:color="BFC7D1"/>
               <w:left w:val="single" w:sz="4" w:space="0" w:color="BFC7D1"/>
@@ -5021,7 +5021,7 @@
         </w:tc>
         <w:tc>
           <w:tcPr>
-            <w:tcW w:w="2256" w:type="dxa"/>
+            <w:tcW w:w="3705" w:type="dxa"/>
             <w:tcBorders>
               <w:top w:val="single" w:sz="4" w:space="0" w:color="BFC7D1"/>
               <w:left w:val="single" w:sz="4" w:space="0" w:color="BFC7D1"/>
@@ -5061,7 +5061,7 @@
         <w:trPr/>
         <w:tc>
           <w:tcPr>
-            <w:tcW w:w="2257" w:type="dxa"/>
+            <w:tcW w:w="1711" w:type="dxa"/>
             <w:tcBorders>
               <w:top w:val="single" w:sz="4" w:space="0" w:color="BFC7D1"/>
               <w:left w:val="single" w:sz="4" w:space="0" w:color="BFC7D1"/>
@@ -5098,7 +5098,7 @@
         </w:tc>
         <w:tc>
           <w:tcPr>
-            <w:tcW w:w="2257" w:type="dxa"/>
+            <w:tcW w:w="1979" w:type="dxa"/>
             <w:tcBorders>
               <w:top w:val="single" w:sz="4" w:space="0" w:color="BFC7D1"/>
               <w:left w:val="single" w:sz="4" w:space="0" w:color="BFC7D1"/>
@@ -5135,7 +5135,7 @@
         </w:tc>
         <w:tc>
           <w:tcPr>
-            <w:tcW w:w="2257" w:type="dxa"/>
+            <w:tcW w:w="1618" w:type="dxa"/>
             <w:tcBorders>
               <w:top w:val="single" w:sz="4" w:space="0" w:color="BFC7D1"/>
               <w:left w:val="single" w:sz="4" w:space="0" w:color="BFC7D1"/>
@@ -5172,7 +5172,7 @@
         </w:tc>
         <w:tc>
           <w:tcPr>
-            <w:tcW w:w="2256" w:type="dxa"/>
+            <w:tcW w:w="3705" w:type="dxa"/>
             <w:tcBorders>
               <w:top w:val="single" w:sz="4" w:space="0" w:color="BFC7D1"/>
               <w:left w:val="single" w:sz="4" w:space="0" w:color="BFC7D1"/>
@@ -5212,7 +5212,7 @@
         <w:trPr/>
         <w:tc>
           <w:tcPr>
-            <w:tcW w:w="2257" w:type="dxa"/>
+            <w:tcW w:w="1711" w:type="dxa"/>
             <w:tcBorders>
               <w:top w:val="single" w:sz="4" w:space="0" w:color="BFC7D1"/>
               <w:left w:val="single" w:sz="4" w:space="0" w:color="BFC7D1"/>
@@ -5249,7 +5249,7 @@
         </w:tc>
         <w:tc>
           <w:tcPr>
-            <w:tcW w:w="2257" w:type="dxa"/>
+            <w:tcW w:w="1979" w:type="dxa"/>
             <w:tcBorders>
               <w:top w:val="single" w:sz="4" w:space="0" w:color="BFC7D1"/>
               <w:left w:val="single" w:sz="4" w:space="0" w:color="BFC7D1"/>
@@ -5286,7 +5286,7 @@
         </w:tc>
         <w:tc>
           <w:tcPr>
-            <w:tcW w:w="2257" w:type="dxa"/>
+            <w:tcW w:w="1618" w:type="dxa"/>
             <w:tcBorders>
               <w:top w:val="single" w:sz="4" w:space="0" w:color="BFC7D1"/>
               <w:left w:val="single" w:sz="4" w:space="0" w:color="BFC7D1"/>
@@ -5323,7 +5323,7 @@
         </w:tc>
         <w:tc>
           <w:tcPr>
-            <w:tcW w:w="2256" w:type="dxa"/>
+            <w:tcW w:w="3705" w:type="dxa"/>
             <w:tcBorders>
               <w:top w:val="single" w:sz="4" w:space="0" w:color="BFC7D1"/>
               <w:left w:val="single" w:sz="4" w:space="0" w:color="BFC7D1"/>
@@ -5363,7 +5363,7 @@
         <w:trPr/>
         <w:tc>
           <w:tcPr>
-            <w:tcW w:w="2257" w:type="dxa"/>
+            <w:tcW w:w="1711" w:type="dxa"/>
             <w:tcBorders>
               <w:top w:val="single" w:sz="4" w:space="0" w:color="BFC7D1"/>
               <w:left w:val="single" w:sz="4" w:space="0" w:color="BFC7D1"/>
@@ -5400,7 +5400,7 @@
         </w:tc>
         <w:tc>
           <w:tcPr>
-            <w:tcW w:w="2257" w:type="dxa"/>
+            <w:tcW w:w="1979" w:type="dxa"/>
             <w:tcBorders>
               <w:top w:val="single" w:sz="4" w:space="0" w:color="BFC7D1"/>
               <w:left w:val="single" w:sz="4" w:space="0" w:color="BFC7D1"/>
@@ -5437,7 +5437,7 @@
         </w:tc>
         <w:tc>
           <w:tcPr>
-            <w:tcW w:w="2257" w:type="dxa"/>
+            <w:tcW w:w="1618" w:type="dxa"/>
             <w:tcBorders>
               <w:top w:val="single" w:sz="4" w:space="0" w:color="BFC7D1"/>
               <w:left w:val="single" w:sz="4" w:space="0" w:color="BFC7D1"/>
@@ -5474,7 +5474,7 @@
         </w:tc>
         <w:tc>
           <w:tcPr>
-            <w:tcW w:w="2256" w:type="dxa"/>
+            <w:tcW w:w="3705" w:type="dxa"/>
             <w:tcBorders>
               <w:top w:val="single" w:sz="4" w:space="0" w:color="BFC7D1"/>
               <w:left w:val="single" w:sz="4" w:space="0" w:color="BFC7D1"/>
@@ -5514,7 +5514,7 @@
         <w:trPr/>
         <w:tc>
           <w:tcPr>
-            <w:tcW w:w="2257" w:type="dxa"/>
+            <w:tcW w:w="1711" w:type="dxa"/>
             <w:tcBorders>
               <w:top w:val="single" w:sz="4" w:space="0" w:color="BFC7D1"/>
               <w:left w:val="single" w:sz="4" w:space="0" w:color="BFC7D1"/>
@@ -5551,7 +5551,7 @@
         </w:tc>
         <w:tc>
           <w:tcPr>
-            <w:tcW w:w="2257" w:type="dxa"/>
+            <w:tcW w:w="1979" w:type="dxa"/>
             <w:tcBorders>
               <w:top w:val="single" w:sz="4" w:space="0" w:color="BFC7D1"/>
               <w:left w:val="single" w:sz="4" w:space="0" w:color="BFC7D1"/>
@@ -5588,7 +5588,7 @@
         </w:tc>
         <w:tc>
           <w:tcPr>
-            <w:tcW w:w="2257" w:type="dxa"/>
+            <w:tcW w:w="1618" w:type="dxa"/>
             <w:tcBorders>
               <w:top w:val="single" w:sz="4" w:space="0" w:color="BFC7D1"/>
               <w:left w:val="single" w:sz="4" w:space="0" w:color="BFC7D1"/>
@@ -5625,7 +5625,7 @@
         </w:tc>
         <w:tc>
           <w:tcPr>
-            <w:tcW w:w="2256" w:type="dxa"/>
+            <w:tcW w:w="3705" w:type="dxa"/>
             <w:tcBorders>
               <w:top w:val="single" w:sz="4" w:space="0" w:color="BFC7D1"/>
               <w:left w:val="single" w:sz="4" w:space="0" w:color="BFC7D1"/>
@@ -5665,7 +5665,7 @@
         <w:trPr/>
         <w:tc>
           <w:tcPr>
-            <w:tcW w:w="2257" w:type="dxa"/>
+            <w:tcW w:w="1711" w:type="dxa"/>
             <w:tcBorders>
               <w:top w:val="single" w:sz="4" w:space="0" w:color="BFC7D1"/>
               <w:left w:val="single" w:sz="4" w:space="0" w:color="BFC7D1"/>
@@ -5702,7 +5702,7 @@
         </w:tc>
         <w:tc>
           <w:tcPr>
-            <w:tcW w:w="2257" w:type="dxa"/>
+            <w:tcW w:w="1979" w:type="dxa"/>
             <w:tcBorders>
               <w:top w:val="single" w:sz="4" w:space="0" w:color="BFC7D1"/>
               <w:left w:val="single" w:sz="4" w:space="0" w:color="BFC7D1"/>
@@ -5739,7 +5739,7 @@
         </w:tc>
         <w:tc>
           <w:tcPr>
-            <w:tcW w:w="2257" w:type="dxa"/>
+            <w:tcW w:w="1618" w:type="dxa"/>
             <w:tcBorders>
               <w:top w:val="single" w:sz="4" w:space="0" w:color="BFC7D1"/>
               <w:left w:val="single" w:sz="4" w:space="0" w:color="BFC7D1"/>
@@ -5776,7 +5776,7 @@
         </w:tc>
         <w:tc>
           <w:tcPr>
-            <w:tcW w:w="2256" w:type="dxa"/>
+            <w:tcW w:w="3705" w:type="dxa"/>
             <w:tcBorders>
               <w:top w:val="single" w:sz="4" w:space="0" w:color="BFC7D1"/>
               <w:left w:val="single" w:sz="4" w:space="0" w:color="BFC7D1"/>
@@ -5816,7 +5816,7 @@
         <w:trPr/>
         <w:tc>
           <w:tcPr>
-            <w:tcW w:w="2257" w:type="dxa"/>
+            <w:tcW w:w="1711" w:type="dxa"/>
             <w:tcBorders>
               <w:top w:val="single" w:sz="4" w:space="0" w:color="BFC7D1"/>
               <w:left w:val="single" w:sz="4" w:space="0" w:color="BFC7D1"/>
@@ -5853,7 +5853,7 @@
         </w:tc>
         <w:tc>
           <w:tcPr>
-            <w:tcW w:w="2257" w:type="dxa"/>
+            <w:tcW w:w="1979" w:type="dxa"/>
             <w:tcBorders>
               <w:top w:val="single" w:sz="4" w:space="0" w:color="BFC7D1"/>
               <w:left w:val="single" w:sz="4" w:space="0" w:color="BFC7D1"/>
@@ -5890,7 +5890,7 @@
         </w:tc>
         <w:tc>
           <w:tcPr>
-            <w:tcW w:w="2257" w:type="dxa"/>
+            <w:tcW w:w="1618" w:type="dxa"/>
             <w:tcBorders>
               <w:top w:val="single" w:sz="4" w:space="0" w:color="BFC7D1"/>
               <w:left w:val="single" w:sz="4" w:space="0" w:color="BFC7D1"/>
@@ -5927,7 +5927,7 @@
         </w:tc>
         <w:tc>
           <w:tcPr>
-            <w:tcW w:w="2256" w:type="dxa"/>
+            <w:tcW w:w="3705" w:type="dxa"/>
             <w:tcBorders>
               <w:top w:val="single" w:sz="4" w:space="0" w:color="BFC7D1"/>
               <w:left w:val="single" w:sz="4" w:space="0" w:color="BFC7D1"/>
@@ -5967,7 +5967,7 @@
         <w:trPr/>
         <w:tc>
           <w:tcPr>
-            <w:tcW w:w="2257" w:type="dxa"/>
+            <w:tcW w:w="1711" w:type="dxa"/>
             <w:tcBorders>
               <w:top w:val="single" w:sz="4" w:space="0" w:color="BFC7D1"/>
               <w:left w:val="single" w:sz="4" w:space="0" w:color="BFC7D1"/>
@@ -6004,7 +6004,7 @@
         </w:tc>
         <w:tc>
           <w:tcPr>
-            <w:tcW w:w="2257" w:type="dxa"/>
+            <w:tcW w:w="1979" w:type="dxa"/>
             <w:tcBorders>
               <w:top w:val="single" w:sz="4" w:space="0" w:color="BFC7D1"/>
               <w:left w:val="single" w:sz="4" w:space="0" w:color="BFC7D1"/>
@@ -6041,7 +6041,7 @@
         </w:tc>
         <w:tc>
           <w:tcPr>
-            <w:tcW w:w="2257" w:type="dxa"/>
+            <w:tcW w:w="1618" w:type="dxa"/>
             <w:tcBorders>
               <w:top w:val="single" w:sz="4" w:space="0" w:color="BFC7D1"/>
               <w:left w:val="single" w:sz="4" w:space="0" w:color="BFC7D1"/>
@@ -6078,7 +6078,7 @@
         </w:tc>
         <w:tc>
           <w:tcPr>
-            <w:tcW w:w="2256" w:type="dxa"/>
+            <w:tcW w:w="3705" w:type="dxa"/>
             <w:tcBorders>
               <w:top w:val="single" w:sz="4" w:space="0" w:color="BFC7D1"/>
               <w:left w:val="single" w:sz="4" w:space="0" w:color="BFC7D1"/>
@@ -6118,7 +6118,7 @@
         <w:trPr/>
         <w:tc>
           <w:tcPr>
-            <w:tcW w:w="2257" w:type="dxa"/>
+            <w:tcW w:w="1711" w:type="dxa"/>
             <w:tcBorders>
               <w:top w:val="single" w:sz="4" w:space="0" w:color="BFC7D1"/>
               <w:left w:val="single" w:sz="4" w:space="0" w:color="BFC7D1"/>
@@ -6155,7 +6155,7 @@
         </w:tc>
         <w:tc>
           <w:tcPr>
-            <w:tcW w:w="2257" w:type="dxa"/>
+            <w:tcW w:w="1979" w:type="dxa"/>
             <w:tcBorders>
               <w:top w:val="single" w:sz="4" w:space="0" w:color="BFC7D1"/>
               <w:left w:val="single" w:sz="4" w:space="0" w:color="BFC7D1"/>
@@ -6192,7 +6192,7 @@
         </w:tc>
         <w:tc>
           <w:tcPr>
-            <w:tcW w:w="2257" w:type="dxa"/>
+            <w:tcW w:w="1618" w:type="dxa"/>
             <w:tcBorders>
               <w:top w:val="single" w:sz="4" w:space="0" w:color="BFC7D1"/>
               <w:left w:val="single" w:sz="4" w:space="0" w:color="BFC7D1"/>
@@ -6229,7 +6229,7 @@
         </w:tc>
         <w:tc>
           <w:tcPr>
-            <w:tcW w:w="2256" w:type="dxa"/>
+            <w:tcW w:w="3705" w:type="dxa"/>
             <w:tcBorders>
               <w:top w:val="single" w:sz="4" w:space="0" w:color="BFC7D1"/>
               <w:left w:val="single" w:sz="4" w:space="0" w:color="BFC7D1"/>
@@ -6281,7 +6281,7 @@
         <w:pStyle w:val="Heading2"/>
         <w:rPr/>
       </w:pPr>
-      <w:bookmarkStart w:id="12" w:name="__RefHeading___Toc2440_4285803909"/>
+      <w:bookmarkStart w:id="12" w:name="__RefHeading___Toc44557_4195859891"/>
       <w:bookmarkEnd w:id="12"/>
       <w:r>
         <w:rPr>
@@ -6393,7 +6393,7 @@
         <w:pStyle w:val="Heading2"/>
         <w:rPr/>
       </w:pPr>
-      <w:bookmarkStart w:id="13" w:name="__RefHeading___Toc2442_4285803909"/>
+      <w:bookmarkStart w:id="13" w:name="__RefHeading___Toc44559_4195859891"/>
       <w:bookmarkEnd w:id="13"/>
       <w:r>
         <w:rPr>
@@ -6508,7 +6508,7 @@
         <w:pStyle w:val="Heading1"/>
         <w:rPr/>
       </w:pPr>
-      <w:bookmarkStart w:id="14" w:name="__RefHeading___Toc2444_4285803909"/>
+      <w:bookmarkStart w:id="14" w:name="__RefHeading___Toc44561_4195859891"/>
       <w:bookmarkEnd w:id="14"/>
       <w:r>
         <w:rPr>
@@ -6525,7 +6525,7 @@
         <w:pStyle w:val="Heading2"/>
         <w:rPr/>
       </w:pPr>
-      <w:bookmarkStart w:id="15" w:name="__RefHeading___Toc2446_4285803909"/>
+      <w:bookmarkStart w:id="15" w:name="__RefHeading___Toc44563_4195859891"/>
       <w:bookmarkEnd w:id="15"/>
       <w:r>
         <w:rPr>
@@ -6540,7 +6540,7 @@
     <w:tbl>
       <w:tblPr>
         <w:tblStyle w:val="TableGrid"/>
-        <w:tblW w:w="9028" w:type="dxa"/>
+        <w:tblW w:w="9013" w:type="dxa"/>
         <w:jc w:val="left"/>
         <w:tblInd w:w="0" w:type="dxa"/>
         <w:tblLayout w:type="fixed"/>
@@ -6553,10 +6553,10 @@
         <w:tblLook w:val="04a0" w:noHBand="0" w:noVBand="1" w:firstColumn="1" w:lastRow="0" w:lastColumn="0" w:firstRow="1"/>
       </w:tblPr>
       <w:tblGrid>
-        <w:gridCol w:w="2257"/>
-        <w:gridCol w:w="2257"/>
-        <w:gridCol w:w="2257"/>
-        <w:gridCol w:w="2256"/>
+        <w:gridCol w:w="906"/>
+        <w:gridCol w:w="1761"/>
+        <w:gridCol w:w="2589"/>
+        <w:gridCol w:w="3756"/>
       </w:tblGrid>
       <w:tr>
         <w:trPr>
@@ -6564,7 +6564,7 @@
         </w:trPr>
         <w:tc>
           <w:tcPr>
-            <w:tcW w:w="2257" w:type="dxa"/>
+            <w:tcW w:w="906" w:type="dxa"/>
             <w:tcBorders>
               <w:top w:val="single" w:sz="4" w:space="0" w:color="BFC7D1"/>
               <w:left w:val="single" w:sz="4" w:space="0" w:color="BFC7D1"/>
@@ -6603,7 +6603,7 @@
         </w:tc>
         <w:tc>
           <w:tcPr>
-            <w:tcW w:w="2257" w:type="dxa"/>
+            <w:tcW w:w="1761" w:type="dxa"/>
             <w:tcBorders>
               <w:top w:val="single" w:sz="4" w:space="0" w:color="BFC7D1"/>
               <w:left w:val="single" w:sz="4" w:space="0" w:color="BFC7D1"/>
@@ -6642,7 +6642,7 @@
         </w:tc>
         <w:tc>
           <w:tcPr>
-            <w:tcW w:w="2257" w:type="dxa"/>
+            <w:tcW w:w="2589" w:type="dxa"/>
             <w:tcBorders>
               <w:top w:val="single" w:sz="4" w:space="0" w:color="BFC7D1"/>
               <w:left w:val="single" w:sz="4" w:space="0" w:color="BFC7D1"/>
@@ -6681,7 +6681,7 @@
         </w:tc>
         <w:tc>
           <w:tcPr>
-            <w:tcW w:w="2256" w:type="dxa"/>
+            <w:tcW w:w="3756" w:type="dxa"/>
             <w:tcBorders>
               <w:top w:val="single" w:sz="4" w:space="0" w:color="BFC7D1"/>
               <w:left w:val="single" w:sz="4" w:space="0" w:color="BFC7D1"/>
@@ -6723,7 +6723,7 @@
         <w:trPr/>
         <w:tc>
           <w:tcPr>
-            <w:tcW w:w="2257" w:type="dxa"/>
+            <w:tcW w:w="906" w:type="dxa"/>
             <w:tcBorders>
               <w:top w:val="single" w:sz="4" w:space="0" w:color="BFC7D1"/>
               <w:left w:val="single" w:sz="4" w:space="0" w:color="BFC7D1"/>
@@ -6760,7 +6760,7 @@
         </w:tc>
         <w:tc>
           <w:tcPr>
-            <w:tcW w:w="2257" w:type="dxa"/>
+            <w:tcW w:w="1761" w:type="dxa"/>
             <w:tcBorders>
               <w:top w:val="single" w:sz="4" w:space="0" w:color="BFC7D1"/>
               <w:left w:val="single" w:sz="4" w:space="0" w:color="BFC7D1"/>
@@ -6797,7 +6797,7 @@
         </w:tc>
         <w:tc>
           <w:tcPr>
-            <w:tcW w:w="2257" w:type="dxa"/>
+            <w:tcW w:w="2589" w:type="dxa"/>
             <w:tcBorders>
               <w:top w:val="single" w:sz="4" w:space="0" w:color="BFC7D1"/>
               <w:left w:val="single" w:sz="4" w:space="0" w:color="BFC7D1"/>
@@ -6834,7 +6834,7 @@
         </w:tc>
         <w:tc>
           <w:tcPr>
-            <w:tcW w:w="2256" w:type="dxa"/>
+            <w:tcW w:w="3756" w:type="dxa"/>
             <w:tcBorders>
               <w:top w:val="single" w:sz="4" w:space="0" w:color="BFC7D1"/>
               <w:left w:val="single" w:sz="4" w:space="0" w:color="BFC7D1"/>
@@ -6874,7 +6874,7 @@
         <w:trPr/>
         <w:tc>
           <w:tcPr>
-            <w:tcW w:w="2257" w:type="dxa"/>
+            <w:tcW w:w="906" w:type="dxa"/>
             <w:tcBorders>
               <w:top w:val="single" w:sz="4" w:space="0" w:color="BFC7D1"/>
               <w:left w:val="single" w:sz="4" w:space="0" w:color="BFC7D1"/>
@@ -6911,7 +6911,7 @@
         </w:tc>
         <w:tc>
           <w:tcPr>
-            <w:tcW w:w="2257" w:type="dxa"/>
+            <w:tcW w:w="1761" w:type="dxa"/>
             <w:tcBorders>
               <w:top w:val="single" w:sz="4" w:space="0" w:color="BFC7D1"/>
               <w:left w:val="single" w:sz="4" w:space="0" w:color="BFC7D1"/>
@@ -6948,7 +6948,7 @@
         </w:tc>
         <w:tc>
           <w:tcPr>
-            <w:tcW w:w="2257" w:type="dxa"/>
+            <w:tcW w:w="2589" w:type="dxa"/>
             <w:tcBorders>
               <w:top w:val="single" w:sz="4" w:space="0" w:color="BFC7D1"/>
               <w:left w:val="single" w:sz="4" w:space="0" w:color="BFC7D1"/>
@@ -6985,7 +6985,7 @@
         </w:tc>
         <w:tc>
           <w:tcPr>
-            <w:tcW w:w="2256" w:type="dxa"/>
+            <w:tcW w:w="3756" w:type="dxa"/>
             <w:tcBorders>
               <w:top w:val="single" w:sz="4" w:space="0" w:color="BFC7D1"/>
               <w:left w:val="single" w:sz="4" w:space="0" w:color="BFC7D1"/>
@@ -7025,7 +7025,7 @@
         <w:trPr/>
         <w:tc>
           <w:tcPr>
-            <w:tcW w:w="2257" w:type="dxa"/>
+            <w:tcW w:w="906" w:type="dxa"/>
             <w:tcBorders>
               <w:top w:val="single" w:sz="4" w:space="0" w:color="BFC7D1"/>
               <w:left w:val="single" w:sz="4" w:space="0" w:color="BFC7D1"/>
@@ -7062,7 +7062,7 @@
         </w:tc>
         <w:tc>
           <w:tcPr>
-            <w:tcW w:w="2257" w:type="dxa"/>
+            <w:tcW w:w="1761" w:type="dxa"/>
             <w:tcBorders>
               <w:top w:val="single" w:sz="4" w:space="0" w:color="BFC7D1"/>
               <w:left w:val="single" w:sz="4" w:space="0" w:color="BFC7D1"/>
@@ -7099,7 +7099,7 @@
         </w:tc>
         <w:tc>
           <w:tcPr>
-            <w:tcW w:w="2257" w:type="dxa"/>
+            <w:tcW w:w="2589" w:type="dxa"/>
             <w:tcBorders>
               <w:top w:val="single" w:sz="4" w:space="0" w:color="BFC7D1"/>
               <w:left w:val="single" w:sz="4" w:space="0" w:color="BFC7D1"/>
@@ -7136,7 +7136,7 @@
         </w:tc>
         <w:tc>
           <w:tcPr>
-            <w:tcW w:w="2256" w:type="dxa"/>
+            <w:tcW w:w="3756" w:type="dxa"/>
             <w:tcBorders>
               <w:top w:val="single" w:sz="4" w:space="0" w:color="BFC7D1"/>
               <w:left w:val="single" w:sz="4" w:space="0" w:color="BFC7D1"/>
@@ -7176,7 +7176,7 @@
         <w:trPr/>
         <w:tc>
           <w:tcPr>
-            <w:tcW w:w="2257" w:type="dxa"/>
+            <w:tcW w:w="906" w:type="dxa"/>
             <w:tcBorders>
               <w:top w:val="single" w:sz="4" w:space="0" w:color="BFC7D1"/>
               <w:left w:val="single" w:sz="4" w:space="0" w:color="BFC7D1"/>
@@ -7213,7 +7213,7 @@
         </w:tc>
         <w:tc>
           <w:tcPr>
-            <w:tcW w:w="2257" w:type="dxa"/>
+            <w:tcW w:w="1761" w:type="dxa"/>
             <w:tcBorders>
               <w:top w:val="single" w:sz="4" w:space="0" w:color="BFC7D1"/>
               <w:left w:val="single" w:sz="4" w:space="0" w:color="BFC7D1"/>
@@ -7250,7 +7250,7 @@
         </w:tc>
         <w:tc>
           <w:tcPr>
-            <w:tcW w:w="2257" w:type="dxa"/>
+            <w:tcW w:w="2589" w:type="dxa"/>
             <w:tcBorders>
               <w:top w:val="single" w:sz="4" w:space="0" w:color="BFC7D1"/>
               <w:left w:val="single" w:sz="4" w:space="0" w:color="BFC7D1"/>
@@ -7287,7 +7287,7 @@
         </w:tc>
         <w:tc>
           <w:tcPr>
-            <w:tcW w:w="2256" w:type="dxa"/>
+            <w:tcW w:w="3756" w:type="dxa"/>
             <w:tcBorders>
               <w:top w:val="single" w:sz="4" w:space="0" w:color="BFC7D1"/>
               <w:left w:val="single" w:sz="4" w:space="0" w:color="BFC7D1"/>
@@ -7327,7 +7327,7 @@
         <w:trPr/>
         <w:tc>
           <w:tcPr>
-            <w:tcW w:w="2257" w:type="dxa"/>
+            <w:tcW w:w="906" w:type="dxa"/>
             <w:tcBorders>
               <w:top w:val="single" w:sz="4" w:space="0" w:color="BFC7D1"/>
               <w:left w:val="single" w:sz="4" w:space="0" w:color="BFC7D1"/>
@@ -7364,7 +7364,7 @@
         </w:tc>
         <w:tc>
           <w:tcPr>
-            <w:tcW w:w="2257" w:type="dxa"/>
+            <w:tcW w:w="1761" w:type="dxa"/>
             <w:tcBorders>
               <w:top w:val="single" w:sz="4" w:space="0" w:color="BFC7D1"/>
               <w:left w:val="single" w:sz="4" w:space="0" w:color="BFC7D1"/>
@@ -7401,7 +7401,7 @@
         </w:tc>
         <w:tc>
           <w:tcPr>
-            <w:tcW w:w="2257" w:type="dxa"/>
+            <w:tcW w:w="2589" w:type="dxa"/>
             <w:tcBorders>
               <w:top w:val="single" w:sz="4" w:space="0" w:color="BFC7D1"/>
               <w:left w:val="single" w:sz="4" w:space="0" w:color="BFC7D1"/>
@@ -7438,7 +7438,7 @@
         </w:tc>
         <w:tc>
           <w:tcPr>
-            <w:tcW w:w="2256" w:type="dxa"/>
+            <w:tcW w:w="3756" w:type="dxa"/>
             <w:tcBorders>
               <w:top w:val="single" w:sz="4" w:space="0" w:color="BFC7D1"/>
               <w:left w:val="single" w:sz="4" w:space="0" w:color="BFC7D1"/>
@@ -7478,7 +7478,7 @@
         <w:trPr/>
         <w:tc>
           <w:tcPr>
-            <w:tcW w:w="2257" w:type="dxa"/>
+            <w:tcW w:w="906" w:type="dxa"/>
             <w:tcBorders>
               <w:top w:val="single" w:sz="4" w:space="0" w:color="BFC7D1"/>
               <w:left w:val="single" w:sz="4" w:space="0" w:color="BFC7D1"/>
@@ -7515,7 +7515,7 @@
         </w:tc>
         <w:tc>
           <w:tcPr>
-            <w:tcW w:w="2257" w:type="dxa"/>
+            <w:tcW w:w="1761" w:type="dxa"/>
             <w:tcBorders>
               <w:top w:val="single" w:sz="4" w:space="0" w:color="BFC7D1"/>
               <w:left w:val="single" w:sz="4" w:space="0" w:color="BFC7D1"/>
@@ -7552,7 +7552,7 @@
         </w:tc>
         <w:tc>
           <w:tcPr>
-            <w:tcW w:w="2257" w:type="dxa"/>
+            <w:tcW w:w="2589" w:type="dxa"/>
             <w:tcBorders>
               <w:top w:val="single" w:sz="4" w:space="0" w:color="BFC7D1"/>
               <w:left w:val="single" w:sz="4" w:space="0" w:color="BFC7D1"/>
@@ -7589,7 +7589,7 @@
         </w:tc>
         <w:tc>
           <w:tcPr>
-            <w:tcW w:w="2256" w:type="dxa"/>
+            <w:tcW w:w="3756" w:type="dxa"/>
             <w:tcBorders>
               <w:top w:val="single" w:sz="4" w:space="0" w:color="BFC7D1"/>
               <w:left w:val="single" w:sz="4" w:space="0" w:color="BFC7D1"/>
@@ -7629,7 +7629,7 @@
         <w:trPr/>
         <w:tc>
           <w:tcPr>
-            <w:tcW w:w="2257" w:type="dxa"/>
+            <w:tcW w:w="906" w:type="dxa"/>
             <w:tcBorders>
               <w:top w:val="single" w:sz="4" w:space="0" w:color="BFC7D1"/>
               <w:left w:val="single" w:sz="4" w:space="0" w:color="BFC7D1"/>
@@ -7666,7 +7666,7 @@
         </w:tc>
         <w:tc>
           <w:tcPr>
-            <w:tcW w:w="2257" w:type="dxa"/>
+            <w:tcW w:w="1761" w:type="dxa"/>
             <w:tcBorders>
               <w:top w:val="single" w:sz="4" w:space="0" w:color="BFC7D1"/>
               <w:left w:val="single" w:sz="4" w:space="0" w:color="BFC7D1"/>
@@ -7703,7 +7703,7 @@
         </w:tc>
         <w:tc>
           <w:tcPr>
-            <w:tcW w:w="2257" w:type="dxa"/>
+            <w:tcW w:w="2589" w:type="dxa"/>
             <w:tcBorders>
               <w:top w:val="single" w:sz="4" w:space="0" w:color="BFC7D1"/>
               <w:left w:val="single" w:sz="4" w:space="0" w:color="BFC7D1"/>
@@ -7740,7 +7740,7 @@
         </w:tc>
         <w:tc>
           <w:tcPr>
-            <w:tcW w:w="2256" w:type="dxa"/>
+            <w:tcW w:w="3756" w:type="dxa"/>
             <w:tcBorders>
               <w:top w:val="single" w:sz="4" w:space="0" w:color="BFC7D1"/>
               <w:left w:val="single" w:sz="4" w:space="0" w:color="BFC7D1"/>
@@ -7780,7 +7780,7 @@
         <w:trPr/>
         <w:tc>
           <w:tcPr>
-            <w:tcW w:w="2257" w:type="dxa"/>
+            <w:tcW w:w="906" w:type="dxa"/>
             <w:tcBorders>
               <w:top w:val="single" w:sz="4" w:space="0" w:color="BFC7D1"/>
               <w:left w:val="single" w:sz="4" w:space="0" w:color="BFC7D1"/>
@@ -7817,7 +7817,7 @@
         </w:tc>
         <w:tc>
           <w:tcPr>
-            <w:tcW w:w="2257" w:type="dxa"/>
+            <w:tcW w:w="1761" w:type="dxa"/>
             <w:tcBorders>
               <w:top w:val="single" w:sz="4" w:space="0" w:color="BFC7D1"/>
               <w:left w:val="single" w:sz="4" w:space="0" w:color="BFC7D1"/>
@@ -7854,7 +7854,7 @@
         </w:tc>
         <w:tc>
           <w:tcPr>
-            <w:tcW w:w="2257" w:type="dxa"/>
+            <w:tcW w:w="2589" w:type="dxa"/>
             <w:tcBorders>
               <w:top w:val="single" w:sz="4" w:space="0" w:color="BFC7D1"/>
               <w:left w:val="single" w:sz="4" w:space="0" w:color="BFC7D1"/>
@@ -7891,7 +7891,7 @@
         </w:tc>
         <w:tc>
           <w:tcPr>
-            <w:tcW w:w="2256" w:type="dxa"/>
+            <w:tcW w:w="3756" w:type="dxa"/>
             <w:tcBorders>
               <w:top w:val="single" w:sz="4" w:space="0" w:color="BFC7D1"/>
               <w:left w:val="single" w:sz="4" w:space="0" w:color="BFC7D1"/>
@@ -7931,7 +7931,7 @@
         <w:trPr/>
         <w:tc>
           <w:tcPr>
-            <w:tcW w:w="2257" w:type="dxa"/>
+            <w:tcW w:w="906" w:type="dxa"/>
             <w:tcBorders>
               <w:top w:val="single" w:sz="4" w:space="0" w:color="BFC7D1"/>
               <w:left w:val="single" w:sz="4" w:space="0" w:color="BFC7D1"/>
@@ -7968,7 +7968,7 @@
         </w:tc>
         <w:tc>
           <w:tcPr>
-            <w:tcW w:w="2257" w:type="dxa"/>
+            <w:tcW w:w="1761" w:type="dxa"/>
             <w:tcBorders>
               <w:top w:val="single" w:sz="4" w:space="0" w:color="BFC7D1"/>
               <w:left w:val="single" w:sz="4" w:space="0" w:color="BFC7D1"/>
@@ -8005,7 +8005,7 @@
         </w:tc>
         <w:tc>
           <w:tcPr>
-            <w:tcW w:w="2257" w:type="dxa"/>
+            <w:tcW w:w="2589" w:type="dxa"/>
             <w:tcBorders>
               <w:top w:val="single" w:sz="4" w:space="0" w:color="BFC7D1"/>
               <w:left w:val="single" w:sz="4" w:space="0" w:color="BFC7D1"/>
@@ -8042,7 +8042,7 @@
         </w:tc>
         <w:tc>
           <w:tcPr>
-            <w:tcW w:w="2256" w:type="dxa"/>
+            <w:tcW w:w="3756" w:type="dxa"/>
             <w:tcBorders>
               <w:top w:val="single" w:sz="4" w:space="0" w:color="BFC7D1"/>
               <w:left w:val="single" w:sz="4" w:space="0" w:color="BFC7D1"/>
@@ -8082,7 +8082,7 @@
         <w:trPr/>
         <w:tc>
           <w:tcPr>
-            <w:tcW w:w="2257" w:type="dxa"/>
+            <w:tcW w:w="906" w:type="dxa"/>
             <w:tcBorders>
               <w:top w:val="single" w:sz="4" w:space="0" w:color="BFC7D1"/>
               <w:left w:val="single" w:sz="4" w:space="0" w:color="BFC7D1"/>
@@ -8119,7 +8119,7 @@
         </w:tc>
         <w:tc>
           <w:tcPr>
-            <w:tcW w:w="2257" w:type="dxa"/>
+            <w:tcW w:w="1761" w:type="dxa"/>
             <w:tcBorders>
               <w:top w:val="single" w:sz="4" w:space="0" w:color="BFC7D1"/>
               <w:left w:val="single" w:sz="4" w:space="0" w:color="BFC7D1"/>
@@ -8156,7 +8156,7 @@
         </w:tc>
         <w:tc>
           <w:tcPr>
-            <w:tcW w:w="2257" w:type="dxa"/>
+            <w:tcW w:w="2589" w:type="dxa"/>
             <w:tcBorders>
               <w:top w:val="single" w:sz="4" w:space="0" w:color="BFC7D1"/>
               <w:left w:val="single" w:sz="4" w:space="0" w:color="BFC7D1"/>
@@ -8193,7 +8193,7 @@
         </w:tc>
         <w:tc>
           <w:tcPr>
-            <w:tcW w:w="2256" w:type="dxa"/>
+            <w:tcW w:w="3756" w:type="dxa"/>
             <w:tcBorders>
               <w:top w:val="single" w:sz="4" w:space="0" w:color="BFC7D1"/>
               <w:left w:val="single" w:sz="4" w:space="0" w:color="BFC7D1"/>
@@ -8233,7 +8233,7 @@
         <w:trPr/>
         <w:tc>
           <w:tcPr>
-            <w:tcW w:w="2257" w:type="dxa"/>
+            <w:tcW w:w="906" w:type="dxa"/>
             <w:tcBorders>
               <w:top w:val="single" w:sz="4" w:space="0" w:color="BFC7D1"/>
               <w:left w:val="single" w:sz="4" w:space="0" w:color="BFC7D1"/>
@@ -8270,7 +8270,7 @@
         </w:tc>
         <w:tc>
           <w:tcPr>
-            <w:tcW w:w="2257" w:type="dxa"/>
+            <w:tcW w:w="1761" w:type="dxa"/>
             <w:tcBorders>
               <w:top w:val="single" w:sz="4" w:space="0" w:color="BFC7D1"/>
               <w:left w:val="single" w:sz="4" w:space="0" w:color="BFC7D1"/>
@@ -8307,7 +8307,7 @@
         </w:tc>
         <w:tc>
           <w:tcPr>
-            <w:tcW w:w="2257" w:type="dxa"/>
+            <w:tcW w:w="2589" w:type="dxa"/>
             <w:tcBorders>
               <w:top w:val="single" w:sz="4" w:space="0" w:color="BFC7D1"/>
               <w:left w:val="single" w:sz="4" w:space="0" w:color="BFC7D1"/>
@@ -8344,7 +8344,7 @@
         </w:tc>
         <w:tc>
           <w:tcPr>
-            <w:tcW w:w="2256" w:type="dxa"/>
+            <w:tcW w:w="3756" w:type="dxa"/>
             <w:tcBorders>
               <w:top w:val="single" w:sz="4" w:space="0" w:color="BFC7D1"/>
               <w:left w:val="single" w:sz="4" w:space="0" w:color="BFC7D1"/>
@@ -8396,7 +8396,7 @@
         <w:pStyle w:val="Heading2"/>
         <w:rPr/>
       </w:pPr>
-      <w:bookmarkStart w:id="16" w:name="__RefHeading___Toc2448_4285803909"/>
+      <w:bookmarkStart w:id="16" w:name="__RefHeading___Toc44565_4195859891"/>
       <w:bookmarkEnd w:id="16"/>
       <w:r>
         <w:rPr>
@@ -8583,7 +8583,7 @@
         <w:pStyle w:val="Heading2"/>
         <w:rPr/>
       </w:pPr>
-      <w:bookmarkStart w:id="17" w:name="__RefHeading___Toc2450_4285803909"/>
+      <w:bookmarkStart w:id="17" w:name="__RefHeading___Toc44567_4195859891"/>
       <w:bookmarkEnd w:id="17"/>
       <w:r>
         <w:rPr>
@@ -8770,7 +8770,7 @@
         <w:pStyle w:val="Heading2"/>
         <w:rPr/>
       </w:pPr>
-      <w:bookmarkStart w:id="18" w:name="__RefHeading___Toc2452_4285803909"/>
+      <w:bookmarkStart w:id="18" w:name="__RefHeading___Toc44569_4195859891"/>
       <w:bookmarkEnd w:id="18"/>
       <w:r>
         <w:rPr>
@@ -8919,7 +8919,7 @@
           <w:color w:val="101820"/>
           <w:sz w:val="21"/>
         </w:rPr>
-        <w:t>Show the Order Summary: net premium, VAT 12%, documentary stamp tax 12.5%, local government tax 0.75%, CTPL, discount, brokerage, comsub and margin.</w:t>
+        <w:t>Show the Order Summary: net premium, VAT 12%, documentary stamp tax (PHP 0.50 on each PHP 4.00 of premium or fraction), local government tax 0.75%, CTPL, discount, brokerage, comsub and margin.</w:t>
       </w:r>
     </w:p>
     <w:p>
@@ -9062,7 +9062,7 @@
         <w:pStyle w:val="Heading2"/>
         <w:rPr/>
       </w:pPr>
-      <w:bookmarkStart w:id="19" w:name="__RefHeading___Toc2454_4285803909"/>
+      <w:bookmarkStart w:id="19" w:name="__RefHeading___Toc44571_4195859891"/>
       <w:bookmarkEnd w:id="19"/>
       <w:r>
         <w:rPr>
@@ -9335,7 +9335,7 @@
         <w:pStyle w:val="Heading2"/>
         <w:rPr/>
       </w:pPr>
-      <w:bookmarkStart w:id="20" w:name="__RefHeading___Toc2456_4285803909"/>
+      <w:bookmarkStart w:id="20" w:name="__RefHeading___Toc44573_4195859891"/>
       <w:bookmarkEnd w:id="20"/>
       <w:r>
         <w:rPr>
@@ -9589,7 +9589,7 @@
         <w:pStyle w:val="Heading2"/>
         <w:rPr/>
       </w:pPr>
-      <w:bookmarkStart w:id="21" w:name="__RefHeading___Toc2458_4285803909"/>
+      <w:bookmarkStart w:id="21" w:name="__RefHeading___Toc44575_4195859891"/>
       <w:bookmarkEnd w:id="21"/>
       <w:r>
         <w:rPr>
@@ -9781,7 +9781,7 @@
         <w:pStyle w:val="Heading2"/>
         <w:rPr/>
       </w:pPr>
-      <w:bookmarkStart w:id="22" w:name="__RefHeading___Toc2460_4285803909"/>
+      <w:bookmarkStart w:id="22" w:name="__RefHeading___Toc44577_4195859891"/>
       <w:bookmarkEnd w:id="22"/>
       <w:r>
         <w:rPr>
@@ -10073,7 +10073,7 @@
         <w:pStyle w:val="Heading2"/>
         <w:rPr/>
       </w:pPr>
-      <w:bookmarkStart w:id="23" w:name="__RefHeading___Toc2462_4285803909"/>
+      <w:bookmarkStart w:id="23" w:name="__RefHeading___Toc44579_4195859891"/>
       <w:bookmarkEnd w:id="23"/>
       <w:r>
         <w:rPr>
@@ -10341,7 +10341,7 @@
         <w:pStyle w:val="Heading2"/>
         <w:rPr/>
       </w:pPr>
-      <w:bookmarkStart w:id="24" w:name="__RefHeading___Toc2464_4285803909"/>
+      <w:bookmarkStart w:id="24" w:name="__RefHeading___Toc44581_4195859891"/>
       <w:bookmarkEnd w:id="24"/>
       <w:r>
         <w:rPr>
@@ -10614,7 +10614,7 @@
         <w:pStyle w:val="Heading2"/>
         <w:rPr/>
       </w:pPr>
-      <w:bookmarkStart w:id="25" w:name="__RefHeading___Toc2466_4285803909"/>
+      <w:bookmarkStart w:id="25" w:name="__RefHeading___Toc44583_4195859891"/>
       <w:bookmarkEnd w:id="25"/>
       <w:r>
         <w:rPr>
@@ -10839,7 +10839,7 @@
         <w:pStyle w:val="Heading2"/>
         <w:rPr/>
       </w:pPr>
-      <w:bookmarkStart w:id="26" w:name="__RefHeading___Toc2468_4285803909"/>
+      <w:bookmarkStart w:id="26" w:name="__RefHeading___Toc44585_4195859891"/>
       <w:bookmarkEnd w:id="26"/>
       <w:r>
         <w:rPr>
@@ -10961,7 +10961,7 @@
         <w:pStyle w:val="Heading1"/>
         <w:rPr/>
       </w:pPr>
-      <w:bookmarkStart w:id="27" w:name="__RefHeading___Toc2470_4285803909"/>
+      <w:bookmarkStart w:id="27" w:name="__RefHeading___Toc44587_4195859891"/>
       <w:bookmarkEnd w:id="27"/>
       <w:r>
         <w:rPr>
@@ -10978,7 +10978,7 @@
         <w:pStyle w:val="Heading2"/>
         <w:rPr/>
       </w:pPr>
-      <w:bookmarkStart w:id="28" w:name="__RefHeading___Toc2472_4285803909"/>
+      <w:bookmarkStart w:id="28" w:name="__RefHeading___Toc44589_4195859891"/>
       <w:bookmarkEnd w:id="28"/>
       <w:r>
         <w:rPr>
@@ -10993,7 +10993,7 @@
     <w:tbl>
       <w:tblPr>
         <w:tblStyle w:val="TableGrid"/>
-        <w:tblW w:w="9028" w:type="dxa"/>
+        <w:tblW w:w="9014" w:type="dxa"/>
         <w:jc w:val="left"/>
         <w:tblInd w:w="0" w:type="dxa"/>
         <w:tblLayout w:type="fixed"/>
@@ -11006,10 +11006,10 @@
         <w:tblLook w:val="04a0" w:noHBand="0" w:noVBand="1" w:firstColumn="1" w:lastRow="0" w:lastColumn="0" w:firstRow="1"/>
       </w:tblPr>
       <w:tblGrid>
-        <w:gridCol w:w="2257"/>
-        <w:gridCol w:w="2257"/>
-        <w:gridCol w:w="2257"/>
-        <w:gridCol w:w="2256"/>
+        <w:gridCol w:w="906"/>
+        <w:gridCol w:w="1187"/>
+        <w:gridCol w:w="2819"/>
+        <w:gridCol w:w="4101"/>
       </w:tblGrid>
       <w:tr>
         <w:trPr>
@@ -11017,7 +11017,7 @@
         </w:trPr>
         <w:tc>
           <w:tcPr>
-            <w:tcW w:w="2257" w:type="dxa"/>
+            <w:tcW w:w="906" w:type="dxa"/>
             <w:tcBorders>
               <w:top w:val="single" w:sz="4" w:space="0" w:color="BFC7D1"/>
               <w:left w:val="single" w:sz="4" w:space="0" w:color="BFC7D1"/>
@@ -11056,7 +11056,7 @@
         </w:tc>
         <w:tc>
           <w:tcPr>
-            <w:tcW w:w="2257" w:type="dxa"/>
+            <w:tcW w:w="1187" w:type="dxa"/>
             <w:tcBorders>
               <w:top w:val="single" w:sz="4" w:space="0" w:color="BFC7D1"/>
               <w:left w:val="single" w:sz="4" w:space="0" w:color="BFC7D1"/>
@@ -11095,7 +11095,7 @@
         </w:tc>
         <w:tc>
           <w:tcPr>
-            <w:tcW w:w="2257" w:type="dxa"/>
+            <w:tcW w:w="2819" w:type="dxa"/>
             <w:tcBorders>
               <w:top w:val="single" w:sz="4" w:space="0" w:color="BFC7D1"/>
               <w:left w:val="single" w:sz="4" w:space="0" w:color="BFC7D1"/>
@@ -11134,7 +11134,7 @@
         </w:tc>
         <w:tc>
           <w:tcPr>
-            <w:tcW w:w="2256" w:type="dxa"/>
+            <w:tcW w:w="4101" w:type="dxa"/>
             <w:tcBorders>
               <w:top w:val="single" w:sz="4" w:space="0" w:color="BFC7D1"/>
               <w:left w:val="single" w:sz="4" w:space="0" w:color="BFC7D1"/>
@@ -11176,7 +11176,7 @@
         <w:trPr/>
         <w:tc>
           <w:tcPr>
-            <w:tcW w:w="2257" w:type="dxa"/>
+            <w:tcW w:w="906" w:type="dxa"/>
             <w:tcBorders>
               <w:top w:val="single" w:sz="4" w:space="0" w:color="BFC7D1"/>
               <w:left w:val="single" w:sz="4" w:space="0" w:color="BFC7D1"/>
@@ -11213,7 +11213,7 @@
         </w:tc>
         <w:tc>
           <w:tcPr>
-            <w:tcW w:w="2257" w:type="dxa"/>
+            <w:tcW w:w="1187" w:type="dxa"/>
             <w:tcBorders>
               <w:top w:val="single" w:sz="4" w:space="0" w:color="BFC7D1"/>
               <w:left w:val="single" w:sz="4" w:space="0" w:color="BFC7D1"/>
@@ -11250,7 +11250,7 @@
         </w:tc>
         <w:tc>
           <w:tcPr>
-            <w:tcW w:w="2257" w:type="dxa"/>
+            <w:tcW w:w="2819" w:type="dxa"/>
             <w:tcBorders>
               <w:top w:val="single" w:sz="4" w:space="0" w:color="BFC7D1"/>
               <w:left w:val="single" w:sz="4" w:space="0" w:color="BFC7D1"/>
@@ -11287,7 +11287,7 @@
         </w:tc>
         <w:tc>
           <w:tcPr>
-            <w:tcW w:w="2256" w:type="dxa"/>
+            <w:tcW w:w="4101" w:type="dxa"/>
             <w:tcBorders>
               <w:top w:val="single" w:sz="4" w:space="0" w:color="BFC7D1"/>
               <w:left w:val="single" w:sz="4" w:space="0" w:color="BFC7D1"/>
@@ -11327,7 +11327,7 @@
         <w:trPr/>
         <w:tc>
           <w:tcPr>
-            <w:tcW w:w="2257" w:type="dxa"/>
+            <w:tcW w:w="906" w:type="dxa"/>
             <w:tcBorders>
               <w:top w:val="single" w:sz="4" w:space="0" w:color="BFC7D1"/>
               <w:left w:val="single" w:sz="4" w:space="0" w:color="BFC7D1"/>
@@ -11364,7 +11364,7 @@
         </w:tc>
         <w:tc>
           <w:tcPr>
-            <w:tcW w:w="2257" w:type="dxa"/>
+            <w:tcW w:w="1187" w:type="dxa"/>
             <w:tcBorders>
               <w:top w:val="single" w:sz="4" w:space="0" w:color="BFC7D1"/>
               <w:left w:val="single" w:sz="4" w:space="0" w:color="BFC7D1"/>
@@ -11401,7 +11401,7 @@
         </w:tc>
         <w:tc>
           <w:tcPr>
-            <w:tcW w:w="2257" w:type="dxa"/>
+            <w:tcW w:w="2819" w:type="dxa"/>
             <w:tcBorders>
               <w:top w:val="single" w:sz="4" w:space="0" w:color="BFC7D1"/>
               <w:left w:val="single" w:sz="4" w:space="0" w:color="BFC7D1"/>
@@ -11438,7 +11438,7 @@
         </w:tc>
         <w:tc>
           <w:tcPr>
-            <w:tcW w:w="2256" w:type="dxa"/>
+            <w:tcW w:w="4101" w:type="dxa"/>
             <w:tcBorders>
               <w:top w:val="single" w:sz="4" w:space="0" w:color="BFC7D1"/>
               <w:left w:val="single" w:sz="4" w:space="0" w:color="BFC7D1"/>
@@ -11478,7 +11478,7 @@
         <w:trPr/>
         <w:tc>
           <w:tcPr>
-            <w:tcW w:w="2257" w:type="dxa"/>
+            <w:tcW w:w="906" w:type="dxa"/>
             <w:tcBorders>
               <w:top w:val="single" w:sz="4" w:space="0" w:color="BFC7D1"/>
               <w:left w:val="single" w:sz="4" w:space="0" w:color="BFC7D1"/>
@@ -11515,7 +11515,7 @@
         </w:tc>
         <w:tc>
           <w:tcPr>
-            <w:tcW w:w="2257" w:type="dxa"/>
+            <w:tcW w:w="1187" w:type="dxa"/>
             <w:tcBorders>
               <w:top w:val="single" w:sz="4" w:space="0" w:color="BFC7D1"/>
               <w:left w:val="single" w:sz="4" w:space="0" w:color="BFC7D1"/>
@@ -11552,7 +11552,7 @@
         </w:tc>
         <w:tc>
           <w:tcPr>
-            <w:tcW w:w="2257" w:type="dxa"/>
+            <w:tcW w:w="2819" w:type="dxa"/>
             <w:tcBorders>
               <w:top w:val="single" w:sz="4" w:space="0" w:color="BFC7D1"/>
               <w:left w:val="single" w:sz="4" w:space="0" w:color="BFC7D1"/>
@@ -11589,7 +11589,7 @@
         </w:tc>
         <w:tc>
           <w:tcPr>
-            <w:tcW w:w="2256" w:type="dxa"/>
+            <w:tcW w:w="4101" w:type="dxa"/>
             <w:tcBorders>
               <w:top w:val="single" w:sz="4" w:space="0" w:color="BFC7D1"/>
               <w:left w:val="single" w:sz="4" w:space="0" w:color="BFC7D1"/>
@@ -11629,7 +11629,7 @@
         <w:trPr/>
         <w:tc>
           <w:tcPr>
-            <w:tcW w:w="2257" w:type="dxa"/>
+            <w:tcW w:w="906" w:type="dxa"/>
             <w:tcBorders>
               <w:top w:val="single" w:sz="4" w:space="0" w:color="BFC7D1"/>
               <w:left w:val="single" w:sz="4" w:space="0" w:color="BFC7D1"/>
@@ -11666,7 +11666,7 @@
         </w:tc>
         <w:tc>
           <w:tcPr>
-            <w:tcW w:w="2257" w:type="dxa"/>
+            <w:tcW w:w="1187" w:type="dxa"/>
             <w:tcBorders>
               <w:top w:val="single" w:sz="4" w:space="0" w:color="BFC7D1"/>
               <w:left w:val="single" w:sz="4" w:space="0" w:color="BFC7D1"/>
@@ -11703,7 +11703,7 @@
         </w:tc>
         <w:tc>
           <w:tcPr>
-            <w:tcW w:w="2257" w:type="dxa"/>
+            <w:tcW w:w="2819" w:type="dxa"/>
             <w:tcBorders>
               <w:top w:val="single" w:sz="4" w:space="0" w:color="BFC7D1"/>
               <w:left w:val="single" w:sz="4" w:space="0" w:color="BFC7D1"/>
@@ -11740,7 +11740,7 @@
         </w:tc>
         <w:tc>
           <w:tcPr>
-            <w:tcW w:w="2256" w:type="dxa"/>
+            <w:tcW w:w="4101" w:type="dxa"/>
             <w:tcBorders>
               <w:top w:val="single" w:sz="4" w:space="0" w:color="BFC7D1"/>
               <w:left w:val="single" w:sz="4" w:space="0" w:color="BFC7D1"/>
@@ -11780,7 +11780,7 @@
         <w:trPr/>
         <w:tc>
           <w:tcPr>
-            <w:tcW w:w="2257" w:type="dxa"/>
+            <w:tcW w:w="906" w:type="dxa"/>
             <w:tcBorders>
               <w:top w:val="single" w:sz="4" w:space="0" w:color="BFC7D1"/>
               <w:left w:val="single" w:sz="4" w:space="0" w:color="BFC7D1"/>
@@ -11817,7 +11817,7 @@
         </w:tc>
         <w:tc>
           <w:tcPr>
-            <w:tcW w:w="2257" w:type="dxa"/>
+            <w:tcW w:w="1187" w:type="dxa"/>
             <w:tcBorders>
               <w:top w:val="single" w:sz="4" w:space="0" w:color="BFC7D1"/>
               <w:left w:val="single" w:sz="4" w:space="0" w:color="BFC7D1"/>
@@ -11854,7 +11854,7 @@
         </w:tc>
         <w:tc>
           <w:tcPr>
-            <w:tcW w:w="2257" w:type="dxa"/>
+            <w:tcW w:w="2819" w:type="dxa"/>
             <w:tcBorders>
               <w:top w:val="single" w:sz="4" w:space="0" w:color="BFC7D1"/>
               <w:left w:val="single" w:sz="4" w:space="0" w:color="BFC7D1"/>
@@ -11891,7 +11891,7 @@
         </w:tc>
         <w:tc>
           <w:tcPr>
-            <w:tcW w:w="2256" w:type="dxa"/>
+            <w:tcW w:w="4101" w:type="dxa"/>
             <w:tcBorders>
               <w:top w:val="single" w:sz="4" w:space="0" w:color="BFC7D1"/>
               <w:left w:val="single" w:sz="4" w:space="0" w:color="BFC7D1"/>
@@ -11931,7 +11931,7 @@
         <w:trPr/>
         <w:tc>
           <w:tcPr>
-            <w:tcW w:w="2257" w:type="dxa"/>
+            <w:tcW w:w="906" w:type="dxa"/>
             <w:tcBorders>
               <w:top w:val="single" w:sz="4" w:space="0" w:color="BFC7D1"/>
               <w:left w:val="single" w:sz="4" w:space="0" w:color="BFC7D1"/>
@@ -11968,7 +11968,7 @@
         </w:tc>
         <w:tc>
           <w:tcPr>
-            <w:tcW w:w="2257" w:type="dxa"/>
+            <w:tcW w:w="1187" w:type="dxa"/>
             <w:tcBorders>
               <w:top w:val="single" w:sz="4" w:space="0" w:color="BFC7D1"/>
               <w:left w:val="single" w:sz="4" w:space="0" w:color="BFC7D1"/>
@@ -12005,7 +12005,7 @@
         </w:tc>
         <w:tc>
           <w:tcPr>
-            <w:tcW w:w="2257" w:type="dxa"/>
+            <w:tcW w:w="2819" w:type="dxa"/>
             <w:tcBorders>
               <w:top w:val="single" w:sz="4" w:space="0" w:color="BFC7D1"/>
               <w:left w:val="single" w:sz="4" w:space="0" w:color="BFC7D1"/>
@@ -12042,7 +12042,7 @@
         </w:tc>
         <w:tc>
           <w:tcPr>
-            <w:tcW w:w="2256" w:type="dxa"/>
+            <w:tcW w:w="4101" w:type="dxa"/>
             <w:tcBorders>
               <w:top w:val="single" w:sz="4" w:space="0" w:color="BFC7D1"/>
               <w:left w:val="single" w:sz="4" w:space="0" w:color="BFC7D1"/>
@@ -12082,7 +12082,7 @@
         <w:trPr/>
         <w:tc>
           <w:tcPr>
-            <w:tcW w:w="2257" w:type="dxa"/>
+            <w:tcW w:w="906" w:type="dxa"/>
             <w:tcBorders>
               <w:top w:val="single" w:sz="4" w:space="0" w:color="BFC7D1"/>
               <w:left w:val="single" w:sz="4" w:space="0" w:color="BFC7D1"/>
@@ -12119,7 +12119,7 @@
         </w:tc>
         <w:tc>
           <w:tcPr>
-            <w:tcW w:w="2257" w:type="dxa"/>
+            <w:tcW w:w="1187" w:type="dxa"/>
             <w:tcBorders>
               <w:top w:val="single" w:sz="4" w:space="0" w:color="BFC7D1"/>
               <w:left w:val="single" w:sz="4" w:space="0" w:color="BFC7D1"/>
@@ -12156,7 +12156,7 @@
         </w:tc>
         <w:tc>
           <w:tcPr>
-            <w:tcW w:w="2257" w:type="dxa"/>
+            <w:tcW w:w="2819" w:type="dxa"/>
             <w:tcBorders>
               <w:top w:val="single" w:sz="4" w:space="0" w:color="BFC7D1"/>
               <w:left w:val="single" w:sz="4" w:space="0" w:color="BFC7D1"/>
@@ -12193,7 +12193,7 @@
         </w:tc>
         <w:tc>
           <w:tcPr>
-            <w:tcW w:w="2256" w:type="dxa"/>
+            <w:tcW w:w="4101" w:type="dxa"/>
             <w:tcBorders>
               <w:top w:val="single" w:sz="4" w:space="0" w:color="BFC7D1"/>
               <w:left w:val="single" w:sz="4" w:space="0" w:color="BFC7D1"/>
@@ -12233,7 +12233,7 @@
         <w:trPr/>
         <w:tc>
           <w:tcPr>
-            <w:tcW w:w="2257" w:type="dxa"/>
+            <w:tcW w:w="906" w:type="dxa"/>
             <w:tcBorders>
               <w:top w:val="single" w:sz="4" w:space="0" w:color="BFC7D1"/>
               <w:left w:val="single" w:sz="4" w:space="0" w:color="BFC7D1"/>
@@ -12270,7 +12270,7 @@
         </w:tc>
         <w:tc>
           <w:tcPr>
-            <w:tcW w:w="2257" w:type="dxa"/>
+            <w:tcW w:w="1187" w:type="dxa"/>
             <w:tcBorders>
               <w:top w:val="single" w:sz="4" w:space="0" w:color="BFC7D1"/>
               <w:left w:val="single" w:sz="4" w:space="0" w:color="BFC7D1"/>
@@ -12307,7 +12307,7 @@
         </w:tc>
         <w:tc>
           <w:tcPr>
-            <w:tcW w:w="2257" w:type="dxa"/>
+            <w:tcW w:w="2819" w:type="dxa"/>
             <w:tcBorders>
               <w:top w:val="single" w:sz="4" w:space="0" w:color="BFC7D1"/>
               <w:left w:val="single" w:sz="4" w:space="0" w:color="BFC7D1"/>
@@ -12344,7 +12344,7 @@
         </w:tc>
         <w:tc>
           <w:tcPr>
-            <w:tcW w:w="2256" w:type="dxa"/>
+            <w:tcW w:w="4101" w:type="dxa"/>
             <w:tcBorders>
               <w:top w:val="single" w:sz="4" w:space="0" w:color="BFC7D1"/>
               <w:left w:val="single" w:sz="4" w:space="0" w:color="BFC7D1"/>
@@ -12396,7 +12396,7 @@
         <w:pStyle w:val="Heading2"/>
         <w:rPr/>
       </w:pPr>
-      <w:bookmarkStart w:id="29" w:name="__RefHeading___Toc2474_4285803909"/>
+      <w:bookmarkStart w:id="29" w:name="__RefHeading___Toc44591_4195859891"/>
       <w:bookmarkEnd w:id="29"/>
       <w:r>
         <w:rPr>
@@ -12470,7 +12470,7 @@
         <w:pStyle w:val="Heading2"/>
         <w:rPr/>
       </w:pPr>
-      <w:bookmarkStart w:id="30" w:name="__RefHeading___Toc2476_4285803909"/>
+      <w:bookmarkStart w:id="30" w:name="__RefHeading___Toc44593_4195859891"/>
       <w:bookmarkEnd w:id="30"/>
       <w:r>
         <w:rPr>
@@ -12563,7 +12563,7 @@
         <w:pStyle w:val="Heading2"/>
         <w:rPr/>
       </w:pPr>
-      <w:bookmarkStart w:id="31" w:name="__RefHeading___Toc2478_4285803909"/>
+      <w:bookmarkStart w:id="31" w:name="__RefHeading___Toc44595_4195859891"/>
       <w:bookmarkEnd w:id="31"/>
       <w:r>
         <w:rPr>
@@ -12678,7 +12678,7 @@
         <w:pStyle w:val="Heading1"/>
         <w:rPr/>
       </w:pPr>
-      <w:bookmarkStart w:id="32" w:name="__RefHeading___Toc2480_4285803909"/>
+      <w:bookmarkStart w:id="32" w:name="__RefHeading___Toc44597_4195859891"/>
       <w:bookmarkEnd w:id="32"/>
       <w:r>
         <w:rPr>
@@ -12710,7 +12710,7 @@
         <w:pStyle w:val="Heading2"/>
         <w:rPr/>
       </w:pPr>
-      <w:bookmarkStart w:id="33" w:name="__RefHeading___Toc2482_4285803909"/>
+      <w:bookmarkStart w:id="33" w:name="__RefHeading___Toc44599_4195859891"/>
       <w:bookmarkEnd w:id="33"/>
       <w:r>
         <w:rPr>
@@ -12822,7 +12822,7 @@
         <w:pStyle w:val="Heading2"/>
         <w:rPr/>
       </w:pPr>
-      <w:bookmarkStart w:id="34" w:name="__RefHeading___Toc2484_4285803909"/>
+      <w:bookmarkStart w:id="34" w:name="__RefHeading___Toc44601_4195859891"/>
       <w:bookmarkEnd w:id="34"/>
       <w:r>
         <w:rPr>
@@ -12934,7 +12934,7 @@
         <w:pStyle w:val="Heading2"/>
         <w:rPr/>
       </w:pPr>
-      <w:bookmarkStart w:id="35" w:name="__RefHeading___Toc2486_4285803909"/>
+      <w:bookmarkStart w:id="35" w:name="__RefHeading___Toc44603_4195859891"/>
       <w:bookmarkEnd w:id="35"/>
       <w:r>
         <w:rPr>
@@ -13030,7 +13030,7 @@
         <w:pStyle w:val="Heading1"/>
         <w:rPr/>
       </w:pPr>
-      <w:bookmarkStart w:id="36" w:name="__RefHeading___Toc2488_4285803909"/>
+      <w:bookmarkStart w:id="36" w:name="__RefHeading___Toc44605_4195859891"/>
       <w:bookmarkEnd w:id="36"/>
       <w:r>
         <w:rPr>
@@ -13047,7 +13047,7 @@
         <w:pStyle w:val="Heading2"/>
         <w:rPr/>
       </w:pPr>
-      <w:bookmarkStart w:id="37" w:name="__RefHeading___Toc2490_4285803909"/>
+      <w:bookmarkStart w:id="37" w:name="__RefHeading___Toc44607_4195859891"/>
       <w:bookmarkEnd w:id="37"/>
       <w:r>
         <w:rPr>
@@ -13062,7 +13062,7 @@
     <w:tbl>
       <w:tblPr>
         <w:tblStyle w:val="TableGrid"/>
-        <w:tblW w:w="9028" w:type="dxa"/>
+        <w:tblW w:w="9014" w:type="dxa"/>
         <w:jc w:val="left"/>
         <w:tblInd w:w="0" w:type="dxa"/>
         <w:tblLayout w:type="fixed"/>
@@ -13075,10 +13075,10 @@
         <w:tblLook w:val="04a0" w:noHBand="0" w:noVBand="1" w:firstColumn="1" w:lastRow="0" w:lastColumn="0" w:firstRow="1"/>
       </w:tblPr>
       <w:tblGrid>
-        <w:gridCol w:w="2257"/>
-        <w:gridCol w:w="2257"/>
-        <w:gridCol w:w="2257"/>
-        <w:gridCol w:w="2256"/>
+        <w:gridCol w:w="1518"/>
+        <w:gridCol w:w="3052"/>
+        <w:gridCol w:w="2076"/>
+        <w:gridCol w:w="2367"/>
       </w:tblGrid>
       <w:tr>
         <w:trPr>
@@ -13086,7 +13086,7 @@
         </w:trPr>
         <w:tc>
           <w:tcPr>
-            <w:tcW w:w="2257" w:type="dxa"/>
+            <w:tcW w:w="1518" w:type="dxa"/>
             <w:tcBorders>
               <w:top w:val="single" w:sz="4" w:space="0" w:color="BFC7D1"/>
               <w:left w:val="single" w:sz="4" w:space="0" w:color="BFC7D1"/>
@@ -13125,7 +13125,7 @@
         </w:tc>
         <w:tc>
           <w:tcPr>
-            <w:tcW w:w="2257" w:type="dxa"/>
+            <w:tcW w:w="3052" w:type="dxa"/>
             <w:tcBorders>
               <w:top w:val="single" w:sz="4" w:space="0" w:color="BFC7D1"/>
               <w:left w:val="single" w:sz="4" w:space="0" w:color="BFC7D1"/>
@@ -13164,7 +13164,7 @@
         </w:tc>
         <w:tc>
           <w:tcPr>
-            <w:tcW w:w="2257" w:type="dxa"/>
+            <w:tcW w:w="2076" w:type="dxa"/>
             <w:tcBorders>
               <w:top w:val="single" w:sz="4" w:space="0" w:color="BFC7D1"/>
               <w:left w:val="single" w:sz="4" w:space="0" w:color="BFC7D1"/>
@@ -13203,7 +13203,7 @@
         </w:tc>
         <w:tc>
           <w:tcPr>
-            <w:tcW w:w="2256" w:type="dxa"/>
+            <w:tcW w:w="2367" w:type="dxa"/>
             <w:tcBorders>
               <w:top w:val="single" w:sz="4" w:space="0" w:color="BFC7D1"/>
               <w:left w:val="single" w:sz="4" w:space="0" w:color="BFC7D1"/>
@@ -13245,7 +13245,7 @@
         <w:trPr/>
         <w:tc>
           <w:tcPr>
-            <w:tcW w:w="2257" w:type="dxa"/>
+            <w:tcW w:w="1518" w:type="dxa"/>
             <w:tcBorders>
               <w:top w:val="single" w:sz="4" w:space="0" w:color="BFC7D1"/>
               <w:left w:val="single" w:sz="4" w:space="0" w:color="BFC7D1"/>
@@ -13282,7 +13282,7 @@
         </w:tc>
         <w:tc>
           <w:tcPr>
-            <w:tcW w:w="2257" w:type="dxa"/>
+            <w:tcW w:w="3052" w:type="dxa"/>
             <w:tcBorders>
               <w:top w:val="single" w:sz="4" w:space="0" w:color="BFC7D1"/>
               <w:left w:val="single" w:sz="4" w:space="0" w:color="BFC7D1"/>
@@ -13319,7 +13319,7 @@
         </w:tc>
         <w:tc>
           <w:tcPr>
-            <w:tcW w:w="2257" w:type="dxa"/>
+            <w:tcW w:w="2076" w:type="dxa"/>
             <w:tcBorders>
               <w:top w:val="single" w:sz="4" w:space="0" w:color="BFC7D1"/>
               <w:left w:val="single" w:sz="4" w:space="0" w:color="BFC7D1"/>
@@ -13356,7 +13356,7 @@
         </w:tc>
         <w:tc>
           <w:tcPr>
-            <w:tcW w:w="2256" w:type="dxa"/>
+            <w:tcW w:w="2367" w:type="dxa"/>
             <w:tcBorders>
               <w:top w:val="single" w:sz="4" w:space="0" w:color="BFC7D1"/>
               <w:left w:val="single" w:sz="4" w:space="0" w:color="BFC7D1"/>
@@ -13394,7 +13394,7 @@
         <w:trPr/>
         <w:tc>
           <w:tcPr>
-            <w:tcW w:w="2257" w:type="dxa"/>
+            <w:tcW w:w="1518" w:type="dxa"/>
             <w:tcBorders>
               <w:top w:val="single" w:sz="4" w:space="0" w:color="BFC7D1"/>
               <w:left w:val="single" w:sz="4" w:space="0" w:color="BFC7D1"/>
@@ -13431,7 +13431,7 @@
         </w:tc>
         <w:tc>
           <w:tcPr>
-            <w:tcW w:w="2257" w:type="dxa"/>
+            <w:tcW w:w="3052" w:type="dxa"/>
             <w:tcBorders>
               <w:top w:val="single" w:sz="4" w:space="0" w:color="BFC7D1"/>
               <w:left w:val="single" w:sz="4" w:space="0" w:color="BFC7D1"/>
@@ -13468,7 +13468,7 @@
         </w:tc>
         <w:tc>
           <w:tcPr>
-            <w:tcW w:w="2257" w:type="dxa"/>
+            <w:tcW w:w="2076" w:type="dxa"/>
             <w:tcBorders>
               <w:top w:val="single" w:sz="4" w:space="0" w:color="BFC7D1"/>
               <w:left w:val="single" w:sz="4" w:space="0" w:color="BFC7D1"/>
@@ -13505,7 +13505,7 @@
         </w:tc>
         <w:tc>
           <w:tcPr>
-            <w:tcW w:w="2256" w:type="dxa"/>
+            <w:tcW w:w="2367" w:type="dxa"/>
             <w:tcBorders>
               <w:top w:val="single" w:sz="4" w:space="0" w:color="BFC7D1"/>
               <w:left w:val="single" w:sz="4" w:space="0" w:color="BFC7D1"/>
@@ -13543,7 +13543,7 @@
         <w:trPr/>
         <w:tc>
           <w:tcPr>
-            <w:tcW w:w="2257" w:type="dxa"/>
+            <w:tcW w:w="1518" w:type="dxa"/>
             <w:tcBorders>
               <w:top w:val="single" w:sz="4" w:space="0" w:color="BFC7D1"/>
               <w:left w:val="single" w:sz="4" w:space="0" w:color="BFC7D1"/>
@@ -13580,7 +13580,7 @@
         </w:tc>
         <w:tc>
           <w:tcPr>
-            <w:tcW w:w="2257" w:type="dxa"/>
+            <w:tcW w:w="3052" w:type="dxa"/>
             <w:tcBorders>
               <w:top w:val="single" w:sz="4" w:space="0" w:color="BFC7D1"/>
               <w:left w:val="single" w:sz="4" w:space="0" w:color="BFC7D1"/>
@@ -13617,7 +13617,7 @@
         </w:tc>
         <w:tc>
           <w:tcPr>
-            <w:tcW w:w="2257" w:type="dxa"/>
+            <w:tcW w:w="2076" w:type="dxa"/>
             <w:tcBorders>
               <w:top w:val="single" w:sz="4" w:space="0" w:color="BFC7D1"/>
               <w:left w:val="single" w:sz="4" w:space="0" w:color="BFC7D1"/>
@@ -13654,7 +13654,7 @@
         </w:tc>
         <w:tc>
           <w:tcPr>
-            <w:tcW w:w="2256" w:type="dxa"/>
+            <w:tcW w:w="2367" w:type="dxa"/>
             <w:tcBorders>
               <w:top w:val="single" w:sz="4" w:space="0" w:color="BFC7D1"/>
               <w:left w:val="single" w:sz="4" w:space="0" w:color="BFC7D1"/>
@@ -13692,7 +13692,7 @@
         <w:trPr/>
         <w:tc>
           <w:tcPr>
-            <w:tcW w:w="2257" w:type="dxa"/>
+            <w:tcW w:w="1518" w:type="dxa"/>
             <w:tcBorders>
               <w:top w:val="single" w:sz="4" w:space="0" w:color="BFC7D1"/>
               <w:left w:val="single" w:sz="4" w:space="0" w:color="BFC7D1"/>
@@ -13729,7 +13729,7 @@
         </w:tc>
         <w:tc>
           <w:tcPr>
-            <w:tcW w:w="2257" w:type="dxa"/>
+            <w:tcW w:w="3052" w:type="dxa"/>
             <w:tcBorders>
               <w:top w:val="single" w:sz="4" w:space="0" w:color="BFC7D1"/>
               <w:left w:val="single" w:sz="4" w:space="0" w:color="BFC7D1"/>
@@ -13766,7 +13766,7 @@
         </w:tc>
         <w:tc>
           <w:tcPr>
-            <w:tcW w:w="2257" w:type="dxa"/>
+            <w:tcW w:w="2076" w:type="dxa"/>
             <w:tcBorders>
               <w:top w:val="single" w:sz="4" w:space="0" w:color="BFC7D1"/>
               <w:left w:val="single" w:sz="4" w:space="0" w:color="BFC7D1"/>
@@ -13803,7 +13803,7 @@
         </w:tc>
         <w:tc>
           <w:tcPr>
-            <w:tcW w:w="2256" w:type="dxa"/>
+            <w:tcW w:w="2367" w:type="dxa"/>
             <w:tcBorders>
               <w:top w:val="single" w:sz="4" w:space="0" w:color="BFC7D1"/>
               <w:left w:val="single" w:sz="4" w:space="0" w:color="BFC7D1"/>
@@ -13841,7 +13841,7 @@
         <w:trPr/>
         <w:tc>
           <w:tcPr>
-            <w:tcW w:w="2257" w:type="dxa"/>
+            <w:tcW w:w="1518" w:type="dxa"/>
             <w:tcBorders>
               <w:top w:val="single" w:sz="4" w:space="0" w:color="BFC7D1"/>
               <w:left w:val="single" w:sz="4" w:space="0" w:color="BFC7D1"/>
@@ -13878,7 +13878,7 @@
         </w:tc>
         <w:tc>
           <w:tcPr>
-            <w:tcW w:w="2257" w:type="dxa"/>
+            <w:tcW w:w="3052" w:type="dxa"/>
             <w:tcBorders>
               <w:top w:val="single" w:sz="4" w:space="0" w:color="BFC7D1"/>
               <w:left w:val="single" w:sz="4" w:space="0" w:color="BFC7D1"/>
@@ -13915,7 +13915,7 @@
         </w:tc>
         <w:tc>
           <w:tcPr>
-            <w:tcW w:w="2257" w:type="dxa"/>
+            <w:tcW w:w="2076" w:type="dxa"/>
             <w:tcBorders>
               <w:top w:val="single" w:sz="4" w:space="0" w:color="BFC7D1"/>
               <w:left w:val="single" w:sz="4" w:space="0" w:color="BFC7D1"/>
@@ -13952,7 +13952,7 @@
         </w:tc>
         <w:tc>
           <w:tcPr>
-            <w:tcW w:w="2256" w:type="dxa"/>
+            <w:tcW w:w="2367" w:type="dxa"/>
             <w:tcBorders>
               <w:top w:val="single" w:sz="4" w:space="0" w:color="BFC7D1"/>
               <w:left w:val="single" w:sz="4" w:space="0" w:color="BFC7D1"/>
@@ -13990,7 +13990,7 @@
         <w:trPr/>
         <w:tc>
           <w:tcPr>
-            <w:tcW w:w="2257" w:type="dxa"/>
+            <w:tcW w:w="1518" w:type="dxa"/>
             <w:tcBorders>
               <w:top w:val="single" w:sz="4" w:space="0" w:color="BFC7D1"/>
               <w:left w:val="single" w:sz="4" w:space="0" w:color="BFC7D1"/>
@@ -14027,7 +14027,7 @@
         </w:tc>
         <w:tc>
           <w:tcPr>
-            <w:tcW w:w="2257" w:type="dxa"/>
+            <w:tcW w:w="3052" w:type="dxa"/>
             <w:tcBorders>
               <w:top w:val="single" w:sz="4" w:space="0" w:color="BFC7D1"/>
               <w:left w:val="single" w:sz="4" w:space="0" w:color="BFC7D1"/>
@@ -14064,7 +14064,7 @@
         </w:tc>
         <w:tc>
           <w:tcPr>
-            <w:tcW w:w="2257" w:type="dxa"/>
+            <w:tcW w:w="2076" w:type="dxa"/>
             <w:tcBorders>
               <w:top w:val="single" w:sz="4" w:space="0" w:color="BFC7D1"/>
               <w:left w:val="single" w:sz="4" w:space="0" w:color="BFC7D1"/>
@@ -14101,7 +14101,7 @@
         </w:tc>
         <w:tc>
           <w:tcPr>
-            <w:tcW w:w="2256" w:type="dxa"/>
+            <w:tcW w:w="2367" w:type="dxa"/>
             <w:tcBorders>
               <w:top w:val="single" w:sz="4" w:space="0" w:color="BFC7D1"/>
               <w:left w:val="single" w:sz="4" w:space="0" w:color="BFC7D1"/>
@@ -14139,7 +14139,7 @@
         <w:trPr/>
         <w:tc>
           <w:tcPr>
-            <w:tcW w:w="2257" w:type="dxa"/>
+            <w:tcW w:w="1518" w:type="dxa"/>
             <w:tcBorders>
               <w:top w:val="single" w:sz="4" w:space="0" w:color="BFC7D1"/>
               <w:left w:val="single" w:sz="4" w:space="0" w:color="BFC7D1"/>
@@ -14176,7 +14176,7 @@
         </w:tc>
         <w:tc>
           <w:tcPr>
-            <w:tcW w:w="2257" w:type="dxa"/>
+            <w:tcW w:w="3052" w:type="dxa"/>
             <w:tcBorders>
               <w:top w:val="single" w:sz="4" w:space="0" w:color="BFC7D1"/>
               <w:left w:val="single" w:sz="4" w:space="0" w:color="BFC7D1"/>
@@ -14213,7 +14213,7 @@
         </w:tc>
         <w:tc>
           <w:tcPr>
-            <w:tcW w:w="2257" w:type="dxa"/>
+            <w:tcW w:w="2076" w:type="dxa"/>
             <w:tcBorders>
               <w:top w:val="single" w:sz="4" w:space="0" w:color="BFC7D1"/>
               <w:left w:val="single" w:sz="4" w:space="0" w:color="BFC7D1"/>
@@ -14250,7 +14250,7 @@
         </w:tc>
         <w:tc>
           <w:tcPr>
-            <w:tcW w:w="2256" w:type="dxa"/>
+            <w:tcW w:w="2367" w:type="dxa"/>
             <w:tcBorders>
               <w:top w:val="single" w:sz="4" w:space="0" w:color="BFC7D1"/>
               <w:left w:val="single" w:sz="4" w:space="0" w:color="BFC7D1"/>
@@ -14288,7 +14288,7 @@
         <w:trPr/>
         <w:tc>
           <w:tcPr>
-            <w:tcW w:w="2257" w:type="dxa"/>
+            <w:tcW w:w="1518" w:type="dxa"/>
             <w:tcBorders>
               <w:top w:val="single" w:sz="4" w:space="0" w:color="BFC7D1"/>
               <w:left w:val="single" w:sz="4" w:space="0" w:color="BFC7D1"/>
@@ -14325,7 +14325,7 @@
         </w:tc>
         <w:tc>
           <w:tcPr>
-            <w:tcW w:w="2257" w:type="dxa"/>
+            <w:tcW w:w="3052" w:type="dxa"/>
             <w:tcBorders>
               <w:top w:val="single" w:sz="4" w:space="0" w:color="BFC7D1"/>
               <w:left w:val="single" w:sz="4" w:space="0" w:color="BFC7D1"/>
@@ -14362,7 +14362,7 @@
         </w:tc>
         <w:tc>
           <w:tcPr>
-            <w:tcW w:w="2257" w:type="dxa"/>
+            <w:tcW w:w="2076" w:type="dxa"/>
             <w:tcBorders>
               <w:top w:val="single" w:sz="4" w:space="0" w:color="BFC7D1"/>
               <w:left w:val="single" w:sz="4" w:space="0" w:color="BFC7D1"/>
@@ -14399,7 +14399,7 @@
         </w:tc>
         <w:tc>
           <w:tcPr>
-            <w:tcW w:w="2256" w:type="dxa"/>
+            <w:tcW w:w="2367" w:type="dxa"/>
             <w:tcBorders>
               <w:top w:val="single" w:sz="4" w:space="0" w:color="BFC7D1"/>
               <w:left w:val="single" w:sz="4" w:space="0" w:color="BFC7D1"/>
@@ -14437,7 +14437,7 @@
         <w:trPr/>
         <w:tc>
           <w:tcPr>
-            <w:tcW w:w="2257" w:type="dxa"/>
+            <w:tcW w:w="1518" w:type="dxa"/>
             <w:tcBorders>
               <w:top w:val="single" w:sz="4" w:space="0" w:color="BFC7D1"/>
               <w:left w:val="single" w:sz="4" w:space="0" w:color="BFC7D1"/>
@@ -14474,7 +14474,7 @@
         </w:tc>
         <w:tc>
           <w:tcPr>
-            <w:tcW w:w="2257" w:type="dxa"/>
+            <w:tcW w:w="3052" w:type="dxa"/>
             <w:tcBorders>
               <w:top w:val="single" w:sz="4" w:space="0" w:color="BFC7D1"/>
               <w:left w:val="single" w:sz="4" w:space="0" w:color="BFC7D1"/>
@@ -14511,7 +14511,7 @@
         </w:tc>
         <w:tc>
           <w:tcPr>
-            <w:tcW w:w="2257" w:type="dxa"/>
+            <w:tcW w:w="2076" w:type="dxa"/>
             <w:tcBorders>
               <w:top w:val="single" w:sz="4" w:space="0" w:color="BFC7D1"/>
               <w:left w:val="single" w:sz="4" w:space="0" w:color="BFC7D1"/>
@@ -14548,7 +14548,7 @@
         </w:tc>
         <w:tc>
           <w:tcPr>
-            <w:tcW w:w="2256" w:type="dxa"/>
+            <w:tcW w:w="2367" w:type="dxa"/>
             <w:tcBorders>
               <w:top w:val="single" w:sz="4" w:space="0" w:color="BFC7D1"/>
               <w:left w:val="single" w:sz="4" w:space="0" w:color="BFC7D1"/>
@@ -14586,7 +14586,7 @@
         <w:trPr/>
         <w:tc>
           <w:tcPr>
-            <w:tcW w:w="2257" w:type="dxa"/>
+            <w:tcW w:w="1518" w:type="dxa"/>
             <w:tcBorders>
               <w:top w:val="single" w:sz="4" w:space="0" w:color="BFC7D1"/>
               <w:left w:val="single" w:sz="4" w:space="0" w:color="BFC7D1"/>
@@ -14623,7 +14623,7 @@
         </w:tc>
         <w:tc>
           <w:tcPr>
-            <w:tcW w:w="2257" w:type="dxa"/>
+            <w:tcW w:w="3052" w:type="dxa"/>
             <w:tcBorders>
               <w:top w:val="single" w:sz="4" w:space="0" w:color="BFC7D1"/>
               <w:left w:val="single" w:sz="4" w:space="0" w:color="BFC7D1"/>
@@ -14660,7 +14660,7 @@
         </w:tc>
         <w:tc>
           <w:tcPr>
-            <w:tcW w:w="2257" w:type="dxa"/>
+            <w:tcW w:w="2076" w:type="dxa"/>
             <w:tcBorders>
               <w:top w:val="single" w:sz="4" w:space="0" w:color="BFC7D1"/>
               <w:left w:val="single" w:sz="4" w:space="0" w:color="BFC7D1"/>
@@ -14697,7 +14697,7 @@
         </w:tc>
         <w:tc>
           <w:tcPr>
-            <w:tcW w:w="2256" w:type="dxa"/>
+            <w:tcW w:w="2367" w:type="dxa"/>
             <w:tcBorders>
               <w:top w:val="single" w:sz="4" w:space="0" w:color="BFC7D1"/>
               <w:left w:val="single" w:sz="4" w:space="0" w:color="BFC7D1"/>
@@ -14735,7 +14735,7 @@
         <w:trPr/>
         <w:tc>
           <w:tcPr>
-            <w:tcW w:w="2257" w:type="dxa"/>
+            <w:tcW w:w="1518" w:type="dxa"/>
             <w:tcBorders>
               <w:top w:val="single" w:sz="4" w:space="0" w:color="BFC7D1"/>
               <w:left w:val="single" w:sz="4" w:space="0" w:color="BFC7D1"/>
@@ -14772,7 +14772,7 @@
         </w:tc>
         <w:tc>
           <w:tcPr>
-            <w:tcW w:w="2257" w:type="dxa"/>
+            <w:tcW w:w="3052" w:type="dxa"/>
             <w:tcBorders>
               <w:top w:val="single" w:sz="4" w:space="0" w:color="BFC7D1"/>
               <w:left w:val="single" w:sz="4" w:space="0" w:color="BFC7D1"/>
@@ -14809,7 +14809,7 @@
         </w:tc>
         <w:tc>
           <w:tcPr>
-            <w:tcW w:w="2257" w:type="dxa"/>
+            <w:tcW w:w="2076" w:type="dxa"/>
             <w:tcBorders>
               <w:top w:val="single" w:sz="4" w:space="0" w:color="BFC7D1"/>
               <w:left w:val="single" w:sz="4" w:space="0" w:color="BFC7D1"/>
@@ -14846,7 +14846,7 @@
         </w:tc>
         <w:tc>
           <w:tcPr>
-            <w:tcW w:w="2256" w:type="dxa"/>
+            <w:tcW w:w="2367" w:type="dxa"/>
             <w:tcBorders>
               <w:top w:val="single" w:sz="4" w:space="0" w:color="BFC7D1"/>
               <w:left w:val="single" w:sz="4" w:space="0" w:color="BFC7D1"/>
@@ -14884,7 +14884,7 @@
         <w:trPr/>
         <w:tc>
           <w:tcPr>
-            <w:tcW w:w="2257" w:type="dxa"/>
+            <w:tcW w:w="1518" w:type="dxa"/>
             <w:tcBorders>
               <w:top w:val="single" w:sz="4" w:space="0" w:color="BFC7D1"/>
               <w:left w:val="single" w:sz="4" w:space="0" w:color="BFC7D1"/>
@@ -14921,7 +14921,7 @@
         </w:tc>
         <w:tc>
           <w:tcPr>
-            <w:tcW w:w="2257" w:type="dxa"/>
+            <w:tcW w:w="3052" w:type="dxa"/>
             <w:tcBorders>
               <w:top w:val="single" w:sz="4" w:space="0" w:color="BFC7D1"/>
               <w:left w:val="single" w:sz="4" w:space="0" w:color="BFC7D1"/>
@@ -14958,7 +14958,7 @@
         </w:tc>
         <w:tc>
           <w:tcPr>
-            <w:tcW w:w="2257" w:type="dxa"/>
+            <w:tcW w:w="2076" w:type="dxa"/>
             <w:tcBorders>
               <w:top w:val="single" w:sz="4" w:space="0" w:color="BFC7D1"/>
               <w:left w:val="single" w:sz="4" w:space="0" w:color="BFC7D1"/>
@@ -14995,7 +14995,7 @@
         </w:tc>
         <w:tc>
           <w:tcPr>
-            <w:tcW w:w="2256" w:type="dxa"/>
+            <w:tcW w:w="2367" w:type="dxa"/>
             <w:tcBorders>
               <w:top w:val="single" w:sz="4" w:space="0" w:color="BFC7D1"/>
               <w:left w:val="single" w:sz="4" w:space="0" w:color="BFC7D1"/>
@@ -15033,7 +15033,7 @@
         <w:trPr/>
         <w:tc>
           <w:tcPr>
-            <w:tcW w:w="2257" w:type="dxa"/>
+            <w:tcW w:w="1518" w:type="dxa"/>
             <w:tcBorders>
               <w:top w:val="single" w:sz="4" w:space="0" w:color="BFC7D1"/>
               <w:left w:val="single" w:sz="4" w:space="0" w:color="BFC7D1"/>
@@ -15070,7 +15070,7 @@
         </w:tc>
         <w:tc>
           <w:tcPr>
-            <w:tcW w:w="2257" w:type="dxa"/>
+            <w:tcW w:w="3052" w:type="dxa"/>
             <w:tcBorders>
               <w:top w:val="single" w:sz="4" w:space="0" w:color="BFC7D1"/>
               <w:left w:val="single" w:sz="4" w:space="0" w:color="BFC7D1"/>
@@ -15107,7 +15107,7 @@
         </w:tc>
         <w:tc>
           <w:tcPr>
-            <w:tcW w:w="2257" w:type="dxa"/>
+            <w:tcW w:w="2076" w:type="dxa"/>
             <w:tcBorders>
               <w:top w:val="single" w:sz="4" w:space="0" w:color="BFC7D1"/>
               <w:left w:val="single" w:sz="4" w:space="0" w:color="BFC7D1"/>
@@ -15144,7 +15144,7 @@
         </w:tc>
         <w:tc>
           <w:tcPr>
-            <w:tcW w:w="2256" w:type="dxa"/>
+            <w:tcW w:w="2367" w:type="dxa"/>
             <w:tcBorders>
               <w:top w:val="single" w:sz="4" w:space="0" w:color="BFC7D1"/>
               <w:left w:val="single" w:sz="4" w:space="0" w:color="BFC7D1"/>
@@ -15182,7 +15182,7 @@
         <w:trPr/>
         <w:tc>
           <w:tcPr>
-            <w:tcW w:w="2257" w:type="dxa"/>
+            <w:tcW w:w="1518" w:type="dxa"/>
             <w:tcBorders>
               <w:top w:val="single" w:sz="4" w:space="0" w:color="BFC7D1"/>
               <w:left w:val="single" w:sz="4" w:space="0" w:color="BFC7D1"/>
@@ -15219,7 +15219,7 @@
         </w:tc>
         <w:tc>
           <w:tcPr>
-            <w:tcW w:w="2257" w:type="dxa"/>
+            <w:tcW w:w="3052" w:type="dxa"/>
             <w:tcBorders>
               <w:top w:val="single" w:sz="4" w:space="0" w:color="BFC7D1"/>
               <w:left w:val="single" w:sz="4" w:space="0" w:color="BFC7D1"/>
@@ -15256,7 +15256,7 @@
         </w:tc>
         <w:tc>
           <w:tcPr>
-            <w:tcW w:w="2257" w:type="dxa"/>
+            <w:tcW w:w="2076" w:type="dxa"/>
             <w:tcBorders>
               <w:top w:val="single" w:sz="4" w:space="0" w:color="BFC7D1"/>
               <w:left w:val="single" w:sz="4" w:space="0" w:color="BFC7D1"/>
@@ -15293,7 +15293,7 @@
         </w:tc>
         <w:tc>
           <w:tcPr>
-            <w:tcW w:w="2256" w:type="dxa"/>
+            <w:tcW w:w="2367" w:type="dxa"/>
             <w:tcBorders>
               <w:top w:val="single" w:sz="4" w:space="0" w:color="BFC7D1"/>
               <w:left w:val="single" w:sz="4" w:space="0" w:color="BFC7D1"/>
@@ -15331,7 +15331,7 @@
         <w:trPr/>
         <w:tc>
           <w:tcPr>
-            <w:tcW w:w="2257" w:type="dxa"/>
+            <w:tcW w:w="1518" w:type="dxa"/>
             <w:tcBorders>
               <w:top w:val="single" w:sz="4" w:space="0" w:color="BFC7D1"/>
               <w:left w:val="single" w:sz="4" w:space="0" w:color="BFC7D1"/>
@@ -15368,7 +15368,7 @@
         </w:tc>
         <w:tc>
           <w:tcPr>
-            <w:tcW w:w="2257" w:type="dxa"/>
+            <w:tcW w:w="3052" w:type="dxa"/>
             <w:tcBorders>
               <w:top w:val="single" w:sz="4" w:space="0" w:color="BFC7D1"/>
               <w:left w:val="single" w:sz="4" w:space="0" w:color="BFC7D1"/>
@@ -15405,7 +15405,7 @@
         </w:tc>
         <w:tc>
           <w:tcPr>
-            <w:tcW w:w="2257" w:type="dxa"/>
+            <w:tcW w:w="2076" w:type="dxa"/>
             <w:tcBorders>
               <w:top w:val="single" w:sz="4" w:space="0" w:color="BFC7D1"/>
               <w:left w:val="single" w:sz="4" w:space="0" w:color="BFC7D1"/>
@@ -15442,7 +15442,7 @@
         </w:tc>
         <w:tc>
           <w:tcPr>
-            <w:tcW w:w="2256" w:type="dxa"/>
+            <w:tcW w:w="2367" w:type="dxa"/>
             <w:tcBorders>
               <w:top w:val="single" w:sz="4" w:space="0" w:color="BFC7D1"/>
               <w:left w:val="single" w:sz="4" w:space="0" w:color="BFC7D1"/>
@@ -15492,7 +15492,7 @@
         <w:pStyle w:val="Heading2"/>
         <w:rPr/>
       </w:pPr>
-      <w:bookmarkStart w:id="38" w:name="__RefHeading___Toc2492_4285803909"/>
+      <w:bookmarkStart w:id="38" w:name="__RefHeading___Toc44609_4195859891"/>
       <w:bookmarkEnd w:id="38"/>
       <w:r>
         <w:rPr>
@@ -15507,7 +15507,7 @@
     <w:tbl>
       <w:tblPr>
         <w:tblStyle w:val="TableGrid"/>
-        <w:tblW w:w="9026" w:type="dxa"/>
+        <w:tblW w:w="9014" w:type="dxa"/>
         <w:jc w:val="left"/>
         <w:tblInd w:w="0" w:type="dxa"/>
         <w:tblLayout w:type="fixed"/>
@@ -15520,8 +15520,8 @@
         <w:tblLook w:val="04a0" w:noHBand="0" w:noVBand="1" w:firstColumn="1" w:lastRow="0" w:lastColumn="0" w:firstRow="1"/>
       </w:tblPr>
       <w:tblGrid>
-        <w:gridCol w:w="4513"/>
-        <w:gridCol w:w="4512"/>
+        <w:gridCol w:w="4410"/>
+        <w:gridCol w:w="4603"/>
       </w:tblGrid>
       <w:tr>
         <w:trPr>
@@ -15529,7 +15529,7 @@
         </w:trPr>
         <w:tc>
           <w:tcPr>
-            <w:tcW w:w="4513" w:type="dxa"/>
+            <w:tcW w:w="4410" w:type="dxa"/>
             <w:tcBorders>
               <w:top w:val="single" w:sz="4" w:space="0" w:color="BFC7D1"/>
               <w:left w:val="single" w:sz="4" w:space="0" w:color="BFC7D1"/>
@@ -15568,7 +15568,7 @@
         </w:tc>
         <w:tc>
           <w:tcPr>
-            <w:tcW w:w="4512" w:type="dxa"/>
+            <w:tcW w:w="4603" w:type="dxa"/>
             <w:tcBorders>
               <w:top w:val="single" w:sz="4" w:space="0" w:color="BFC7D1"/>
               <w:left w:val="single" w:sz="4" w:space="0" w:color="BFC7D1"/>
@@ -15610,7 +15610,7 @@
         <w:trPr/>
         <w:tc>
           <w:tcPr>
-            <w:tcW w:w="4513" w:type="dxa"/>
+            <w:tcW w:w="4410" w:type="dxa"/>
             <w:tcBorders>
               <w:top w:val="single" w:sz="4" w:space="0" w:color="BFC7D1"/>
               <w:left w:val="single" w:sz="4" w:space="0" w:color="BFC7D1"/>
@@ -15647,7 +15647,7 @@
         </w:tc>
         <w:tc>
           <w:tcPr>
-            <w:tcW w:w="4512" w:type="dxa"/>
+            <w:tcW w:w="4603" w:type="dxa"/>
             <w:tcBorders>
               <w:top w:val="single" w:sz="4" w:space="0" w:color="BFC7D1"/>
               <w:left w:val="single" w:sz="4" w:space="0" w:color="BFC7D1"/>
@@ -15687,7 +15687,7 @@
         <w:trPr/>
         <w:tc>
           <w:tcPr>
-            <w:tcW w:w="4513" w:type="dxa"/>
+            <w:tcW w:w="4410" w:type="dxa"/>
             <w:tcBorders>
               <w:top w:val="single" w:sz="4" w:space="0" w:color="BFC7D1"/>
               <w:left w:val="single" w:sz="4" w:space="0" w:color="BFC7D1"/>
@@ -15724,7 +15724,7 @@
         </w:tc>
         <w:tc>
           <w:tcPr>
-            <w:tcW w:w="4512" w:type="dxa"/>
+            <w:tcW w:w="4603" w:type="dxa"/>
             <w:tcBorders>
               <w:top w:val="single" w:sz="4" w:space="0" w:color="BFC7D1"/>
               <w:left w:val="single" w:sz="4" w:space="0" w:color="BFC7D1"/>
@@ -15764,7 +15764,7 @@
         <w:trPr/>
         <w:tc>
           <w:tcPr>
-            <w:tcW w:w="4513" w:type="dxa"/>
+            <w:tcW w:w="4410" w:type="dxa"/>
             <w:tcBorders>
               <w:top w:val="single" w:sz="4" w:space="0" w:color="BFC7D1"/>
               <w:left w:val="single" w:sz="4" w:space="0" w:color="BFC7D1"/>
@@ -15801,7 +15801,7 @@
         </w:tc>
         <w:tc>
           <w:tcPr>
-            <w:tcW w:w="4512" w:type="dxa"/>
+            <w:tcW w:w="4603" w:type="dxa"/>
             <w:tcBorders>
               <w:top w:val="single" w:sz="4" w:space="0" w:color="BFC7D1"/>
               <w:left w:val="single" w:sz="4" w:space="0" w:color="BFC7D1"/>
@@ -15841,7 +15841,7 @@
         <w:trPr/>
         <w:tc>
           <w:tcPr>
-            <w:tcW w:w="4513" w:type="dxa"/>
+            <w:tcW w:w="4410" w:type="dxa"/>
             <w:tcBorders>
               <w:top w:val="single" w:sz="4" w:space="0" w:color="BFC7D1"/>
               <w:left w:val="single" w:sz="4" w:space="0" w:color="BFC7D1"/>
@@ -15878,7 +15878,7 @@
         </w:tc>
         <w:tc>
           <w:tcPr>
-            <w:tcW w:w="4512" w:type="dxa"/>
+            <w:tcW w:w="4603" w:type="dxa"/>
             <w:tcBorders>
               <w:top w:val="single" w:sz="4" w:space="0" w:color="BFC7D1"/>
               <w:left w:val="single" w:sz="4" w:space="0" w:color="BFC7D1"/>
@@ -15918,7 +15918,7 @@
         <w:trPr/>
         <w:tc>
           <w:tcPr>
-            <w:tcW w:w="4513" w:type="dxa"/>
+            <w:tcW w:w="4410" w:type="dxa"/>
             <w:tcBorders>
               <w:top w:val="single" w:sz="4" w:space="0" w:color="BFC7D1"/>
               <w:left w:val="single" w:sz="4" w:space="0" w:color="BFC7D1"/>
@@ -15955,7 +15955,7 @@
         </w:tc>
         <w:tc>
           <w:tcPr>
-            <w:tcW w:w="4512" w:type="dxa"/>
+            <w:tcW w:w="4603" w:type="dxa"/>
             <w:tcBorders>
               <w:top w:val="single" w:sz="4" w:space="0" w:color="BFC7D1"/>
               <w:left w:val="single" w:sz="4" w:space="0" w:color="BFC7D1"/>
@@ -16010,7 +16010,7 @@
         <w:pStyle w:val="Heading1"/>
         <w:rPr/>
       </w:pPr>
-      <w:bookmarkStart w:id="39" w:name="__RefHeading___Toc2494_4285803909"/>
+      <w:bookmarkStart w:id="39" w:name="__RefHeading___Toc44611_4195859891"/>
       <w:bookmarkEnd w:id="39"/>
       <w:r>
         <w:rPr>
@@ -16027,7 +16027,7 @@
         <w:pStyle w:val="Heading2"/>
         <w:rPr/>
       </w:pPr>
-      <w:bookmarkStart w:id="40" w:name="__RefHeading___Toc2496_4285803909"/>
+      <w:bookmarkStart w:id="40" w:name="__RefHeading___Toc44613_4195859891"/>
       <w:bookmarkEnd w:id="40"/>
       <w:r>
         <w:rPr>
@@ -16101,7 +16101,7 @@
         <w:pStyle w:val="Heading2"/>
         <w:rPr/>
       </w:pPr>
-      <w:bookmarkStart w:id="41" w:name="__RefHeading___Toc2498_4285803909"/>
+      <w:bookmarkStart w:id="41" w:name="__RefHeading___Toc44615_4195859891"/>
       <w:bookmarkEnd w:id="41"/>
       <w:r>
         <w:rPr>
@@ -16192,7 +16192,7 @@
           <w:spacing w:val="0"/>
         </w:rPr>
       </w:pPr>
-      <w:bookmarkStart w:id="42" w:name="__RefHeading___Toc2500_4285803909"/>
+      <w:bookmarkStart w:id="42" w:name="__RefHeading___Toc44617_4195859891"/>
       <w:bookmarkStart w:id="43" w:name="_Toc233203395"/>
       <w:bookmarkEnd w:id="42"/>
       <w:r>
@@ -16556,14 +16556,13 @@
             </w:pPr>
             <w:r>
               <w:rPr>
-                <w:rFonts w:eastAsia="Segoe UI" w:cs="Segoe UI" w:ascii="Segoe UI" w:hAnsi="Segoe UI"/>
+                <w:rFonts w:eastAsia="Arial" w:cs="Segoe UI" w:ascii="Segoe UI" w:hAnsi="Segoe UI"/>
                 <w:color w:val="101820"/>
                 <w:kern w:val="0"/>
                 <w:sz w:val="16"/>
-                <w:szCs w:val="24"/>
-                <w:lang w:val="en-US" w:eastAsia="ja-JP" w:bidi="ar-SA"/>
-              </w:rPr>
-              <w:t>Closed</w:t>
+                <w:szCs w:val="16"/>
+                <w:lang w:val="en-US" w:eastAsia="ja-JP" w:bidi="ar-SA"/>
+              </w:rPr>
             </w:r>
           </w:p>
         </w:tc>
@@ -17938,19 +17937,6 @@
       <w:r>
         <w:rPr/>
       </w:r>
-      <w:r>
-        <w:br w:type="page"/>
-      </w:r>
-    </w:p>
-    <w:p>
-      <w:pPr>
-        <w:pStyle w:val="Normal"/>
-        <w:spacing w:before="0" w:after="160"/>
-        <w:rPr/>
-      </w:pPr>
-      <w:r>
-        <w:rPr/>
-      </w:r>
     </w:p>
     <w:p>
       <w:pPr>
@@ -17964,7 +17950,7 @@
       <w:r>
         <w:rPr/>
         <w:drawing>
-          <wp:anchor behindDoc="1" distT="0" distB="0" distL="0" distR="0" simplePos="0" locked="0" layoutInCell="0" allowOverlap="1" relativeHeight="27">
+          <wp:anchor behindDoc="1" distT="0" distB="0" distL="0" distR="0" simplePos="0" locked="0" layoutInCell="0" allowOverlap="1" relativeHeight="24">
             <wp:simplePos x="0" y="0"/>
             <wp:positionH relativeFrom="margin">
               <wp:align>center</wp:align>
@@ -18035,7 +18021,7 @@
     <w:r>
       <w:rPr/>
       <w:drawing>
-        <wp:anchor behindDoc="1" distT="0" distB="0" distL="0" distR="0" simplePos="0" locked="0" layoutInCell="0" allowOverlap="1" relativeHeight="26">
+        <wp:anchor behindDoc="1" distT="0" distB="0" distL="0" distR="0" simplePos="0" locked="0" layoutInCell="0" allowOverlap="1" relativeHeight="23">
           <wp:simplePos x="0" y="0"/>
           <wp:positionH relativeFrom="page">
             <wp:align>left</wp:align>
@@ -18094,7 +18080,7 @@
     <w:r>
       <w:rPr/>
       <w:drawing>
-        <wp:anchor behindDoc="1" distT="0" distB="0" distL="0" distR="0" simplePos="0" locked="0" layoutInCell="0" allowOverlap="1" relativeHeight="26">
+        <wp:anchor behindDoc="1" distT="0" distB="0" distL="0" distR="0" simplePos="0" locked="0" layoutInCell="0" allowOverlap="1" relativeHeight="23">
           <wp:simplePos x="0" y="0"/>
           <wp:positionH relativeFrom="page">
             <wp:align>left</wp:align>

--- a/docs/package/out/iNXT_BrokerVerse_Demo_Script.docx
+++ b/docs/package/out/iNXT_BrokerVerse_Demo_Script.docx
@@ -789,7 +789,7 @@
             </w:rPr>
             <w:fldChar w:fldCharType="separate"/>
           </w:r>
-          <w:hyperlink w:anchor="__RefHeading___Toc44541_4195859891">
+          <w:hyperlink w:anchor="__RefHeading___Toc44541_3949650649">
             <w:r>
               <w:rPr>
                 <w:webHidden/>
@@ -824,7 +824,7 @@
             </w:tabs>
             <w:rPr/>
           </w:pPr>
-          <w:hyperlink w:anchor="__RefHeading___Toc44543_4195859891">
+          <w:hyperlink w:anchor="__RefHeading___Toc44543_3949650649">
             <w:r>
               <w:rPr>
                 <w:webHidden/>
@@ -853,7 +853,7 @@
             </w:tabs>
             <w:rPr/>
           </w:pPr>
-          <w:hyperlink w:anchor="__RefHeading___Toc44545_4195859891">
+          <w:hyperlink w:anchor="__RefHeading___Toc44545_3949650649">
             <w:r>
               <w:rPr>
                 <w:webHidden/>
@@ -875,7 +875,7 @@
             </w:tabs>
             <w:rPr/>
           </w:pPr>
-          <w:hyperlink w:anchor="__RefHeading___Toc44547_4195859891">
+          <w:hyperlink w:anchor="__RefHeading___Toc44547_3949650649">
             <w:r>
               <w:rPr>
                 <w:webHidden/>
@@ -897,7 +897,7 @@
             </w:tabs>
             <w:rPr/>
           </w:pPr>
-          <w:hyperlink w:anchor="__RefHeading___Toc44549_4195859891">
+          <w:hyperlink w:anchor="__RefHeading___Toc44549_3949650649">
             <w:r>
               <w:rPr>
                 <w:webHidden/>
@@ -919,7 +919,7 @@
             </w:tabs>
             <w:rPr/>
           </w:pPr>
-          <w:hyperlink w:anchor="__RefHeading___Toc44551_4195859891">
+          <w:hyperlink w:anchor="__RefHeading___Toc44551_3949650649">
             <w:r>
               <w:rPr>
                 <w:webHidden/>
@@ -941,7 +941,7 @@
             </w:tabs>
             <w:rPr/>
           </w:pPr>
-          <w:hyperlink w:anchor="__RefHeading___Toc44553_4195859891">
+          <w:hyperlink w:anchor="__RefHeading___Toc44553_3949650649">
             <w:r>
               <w:rPr>
                 <w:webHidden/>
@@ -963,7 +963,7 @@
             </w:tabs>
             <w:rPr/>
           </w:pPr>
-          <w:hyperlink w:anchor="__RefHeading___Toc44555_4195859891">
+          <w:hyperlink w:anchor="__RefHeading___Toc44555_3949650649">
             <w:r>
               <w:rPr>
                 <w:webHidden/>
@@ -985,7 +985,7 @@
             </w:tabs>
             <w:rPr/>
           </w:pPr>
-          <w:hyperlink w:anchor="__RefHeading___Toc44557_4195859891">
+          <w:hyperlink w:anchor="__RefHeading___Toc44557_3949650649">
             <w:r>
               <w:rPr>
                 <w:webHidden/>
@@ -1007,7 +1007,7 @@
             </w:tabs>
             <w:rPr/>
           </w:pPr>
-          <w:hyperlink w:anchor="__RefHeading___Toc44559_4195859891">
+          <w:hyperlink w:anchor="__RefHeading___Toc44559_3949650649">
             <w:r>
               <w:rPr>
                 <w:webHidden/>
@@ -1029,7 +1029,7 @@
             </w:tabs>
             <w:rPr/>
           </w:pPr>
-          <w:hyperlink w:anchor="__RefHeading___Toc44561_4195859891">
+          <w:hyperlink w:anchor="__RefHeading___Toc44561_3949650649">
             <w:r>
               <w:rPr>
                 <w:webHidden/>
@@ -1051,7 +1051,7 @@
             </w:tabs>
             <w:rPr/>
           </w:pPr>
-          <w:hyperlink w:anchor="__RefHeading___Toc44563_4195859891">
+          <w:hyperlink w:anchor="__RefHeading___Toc44563_3949650649">
             <w:r>
               <w:rPr>
                 <w:webHidden/>
@@ -1073,7 +1073,7 @@
             </w:tabs>
             <w:rPr/>
           </w:pPr>
-          <w:hyperlink w:anchor="__RefHeading___Toc44565_4195859891">
+          <w:hyperlink w:anchor="__RefHeading___Toc44565_3949650649">
             <w:r>
               <w:rPr>
                 <w:webHidden/>
@@ -1095,7 +1095,7 @@
             </w:tabs>
             <w:rPr/>
           </w:pPr>
-          <w:hyperlink w:anchor="__RefHeading___Toc44567_4195859891">
+          <w:hyperlink w:anchor="__RefHeading___Toc44567_3949650649">
             <w:r>
               <w:rPr>
                 <w:webHidden/>
@@ -1117,7 +1117,7 @@
             </w:tabs>
             <w:rPr/>
           </w:pPr>
-          <w:hyperlink w:anchor="__RefHeading___Toc44569_4195859891">
+          <w:hyperlink w:anchor="__RefHeading___Toc44569_3949650649">
             <w:r>
               <w:rPr>
                 <w:webHidden/>
@@ -1139,7 +1139,7 @@
             </w:tabs>
             <w:rPr/>
           </w:pPr>
-          <w:hyperlink w:anchor="__RefHeading___Toc44571_4195859891">
+          <w:hyperlink w:anchor="__RefHeading___Toc44571_3949650649">
             <w:r>
               <w:rPr>
                 <w:webHidden/>
@@ -1161,7 +1161,7 @@
             </w:tabs>
             <w:rPr/>
           </w:pPr>
-          <w:hyperlink w:anchor="__RefHeading___Toc44573_4195859891">
+          <w:hyperlink w:anchor="__RefHeading___Toc44573_3949650649">
             <w:r>
               <w:rPr>
                 <w:webHidden/>
@@ -1183,7 +1183,7 @@
             </w:tabs>
             <w:rPr/>
           </w:pPr>
-          <w:hyperlink w:anchor="__RefHeading___Toc44575_4195859891">
+          <w:hyperlink w:anchor="__RefHeading___Toc44575_3949650649">
             <w:r>
               <w:rPr>
                 <w:webHidden/>
@@ -1205,7 +1205,7 @@
             </w:tabs>
             <w:rPr/>
           </w:pPr>
-          <w:hyperlink w:anchor="__RefHeading___Toc44577_4195859891">
+          <w:hyperlink w:anchor="__RefHeading___Toc44577_3949650649">
             <w:r>
               <w:rPr>
                 <w:webHidden/>
@@ -1227,7 +1227,7 @@
             </w:tabs>
             <w:rPr/>
           </w:pPr>
-          <w:hyperlink w:anchor="__RefHeading___Toc44579_4195859891">
+          <w:hyperlink w:anchor="__RefHeading___Toc44579_3949650649">
             <w:r>
               <w:rPr>
                 <w:webHidden/>
@@ -1249,7 +1249,7 @@
             </w:tabs>
             <w:rPr/>
           </w:pPr>
-          <w:hyperlink w:anchor="__RefHeading___Toc44581_4195859891">
+          <w:hyperlink w:anchor="__RefHeading___Toc44581_3949650649">
             <w:r>
               <w:rPr>
                 <w:webHidden/>
@@ -1271,7 +1271,7 @@
             </w:tabs>
             <w:rPr/>
           </w:pPr>
-          <w:hyperlink w:anchor="__RefHeading___Toc44583_4195859891">
+          <w:hyperlink w:anchor="__RefHeading___Toc44583_3949650649">
             <w:r>
               <w:rPr>
                 <w:webHidden/>
@@ -1293,7 +1293,7 @@
             </w:tabs>
             <w:rPr/>
           </w:pPr>
-          <w:hyperlink w:anchor="__RefHeading___Toc44585_4195859891">
+          <w:hyperlink w:anchor="__RefHeading___Toc44585_3949650649">
             <w:r>
               <w:rPr>
                 <w:webHidden/>
@@ -1315,7 +1315,7 @@
             </w:tabs>
             <w:rPr/>
           </w:pPr>
-          <w:hyperlink w:anchor="__RefHeading___Toc44587_4195859891">
+          <w:hyperlink w:anchor="__RefHeading___Toc44587_3949650649">
             <w:r>
               <w:rPr>
                 <w:webHidden/>
@@ -1337,7 +1337,7 @@
             </w:tabs>
             <w:rPr/>
           </w:pPr>
-          <w:hyperlink w:anchor="__RefHeading___Toc44589_4195859891">
+          <w:hyperlink w:anchor="__RefHeading___Toc44589_3949650649">
             <w:r>
               <w:rPr>
                 <w:webHidden/>
@@ -1359,7 +1359,7 @@
             </w:tabs>
             <w:rPr/>
           </w:pPr>
-          <w:hyperlink w:anchor="__RefHeading___Toc44591_4195859891">
+          <w:hyperlink w:anchor="__RefHeading___Toc44591_3949650649">
             <w:r>
               <w:rPr>
                 <w:webHidden/>
@@ -1381,7 +1381,7 @@
             </w:tabs>
             <w:rPr/>
           </w:pPr>
-          <w:hyperlink w:anchor="__RefHeading___Toc44593_4195859891">
+          <w:hyperlink w:anchor="__RefHeading___Toc44593_3949650649">
             <w:r>
               <w:rPr>
                 <w:webHidden/>
@@ -1403,7 +1403,7 @@
             </w:tabs>
             <w:rPr/>
           </w:pPr>
-          <w:hyperlink w:anchor="__RefHeading___Toc44595_4195859891">
+          <w:hyperlink w:anchor="__RefHeading___Toc44595_3949650649">
             <w:r>
               <w:rPr>
                 <w:webHidden/>
@@ -1425,7 +1425,7 @@
             </w:tabs>
             <w:rPr/>
           </w:pPr>
-          <w:hyperlink w:anchor="__RefHeading___Toc44597_4195859891">
+          <w:hyperlink w:anchor="__RefHeading___Toc44597_3949650649">
             <w:r>
               <w:rPr>
                 <w:webHidden/>
@@ -1447,7 +1447,7 @@
             </w:tabs>
             <w:rPr/>
           </w:pPr>
-          <w:hyperlink w:anchor="__RefHeading___Toc44599_4195859891">
+          <w:hyperlink w:anchor="__RefHeading___Toc44599_3949650649">
             <w:r>
               <w:rPr>
                 <w:webHidden/>
@@ -1469,7 +1469,7 @@
             </w:tabs>
             <w:rPr/>
           </w:pPr>
-          <w:hyperlink w:anchor="__RefHeading___Toc44601_4195859891">
+          <w:hyperlink w:anchor="__RefHeading___Toc44601_3949650649">
             <w:r>
               <w:rPr>
                 <w:webHidden/>
@@ -1491,7 +1491,7 @@
             </w:tabs>
             <w:rPr/>
           </w:pPr>
-          <w:hyperlink w:anchor="__RefHeading___Toc44603_4195859891">
+          <w:hyperlink w:anchor="__RefHeading___Toc44603_3949650649">
             <w:r>
               <w:rPr>
                 <w:webHidden/>
@@ -1513,7 +1513,7 @@
             </w:tabs>
             <w:rPr/>
           </w:pPr>
-          <w:hyperlink w:anchor="__RefHeading___Toc44605_4195859891">
+          <w:hyperlink w:anchor="__RefHeading___Toc44605_3949650649">
             <w:r>
               <w:rPr>
                 <w:webHidden/>
@@ -1535,7 +1535,7 @@
             </w:tabs>
             <w:rPr/>
           </w:pPr>
-          <w:hyperlink w:anchor="__RefHeading___Toc44607_4195859891">
+          <w:hyperlink w:anchor="__RefHeading___Toc44607_3949650649">
             <w:r>
               <w:rPr>
                 <w:webHidden/>
@@ -1557,7 +1557,7 @@
             </w:tabs>
             <w:rPr/>
           </w:pPr>
-          <w:hyperlink w:anchor="__RefHeading___Toc44609_4195859891">
+          <w:hyperlink w:anchor="__RefHeading___Toc44609_3949650649">
             <w:r>
               <w:rPr>
                 <w:webHidden/>
@@ -1579,7 +1579,7 @@
             </w:tabs>
             <w:rPr/>
           </w:pPr>
-          <w:hyperlink w:anchor="__RefHeading___Toc44611_4195859891">
+          <w:hyperlink w:anchor="__RefHeading___Toc44611_3949650649">
             <w:r>
               <w:rPr>
                 <w:webHidden/>
@@ -1601,7 +1601,7 @@
             </w:tabs>
             <w:rPr/>
           </w:pPr>
-          <w:hyperlink w:anchor="__RefHeading___Toc44613_4195859891">
+          <w:hyperlink w:anchor="__RefHeading___Toc44613_3949650649">
             <w:r>
               <w:rPr>
                 <w:webHidden/>
@@ -1623,7 +1623,7 @@
             </w:tabs>
             <w:rPr/>
           </w:pPr>
-          <w:hyperlink w:anchor="__RefHeading___Toc44615_4195859891">
+          <w:hyperlink w:anchor="__RefHeading___Toc44615_3949650649">
             <w:r>
               <w:rPr>
                 <w:webHidden/>
@@ -1645,7 +1645,7 @@
             </w:tabs>
             <w:rPr/>
           </w:pPr>
-          <w:hyperlink w:anchor="__RefHeading___Toc44617_4195859891">
+          <w:hyperlink w:anchor="__RefHeading___Toc44617_3949650649">
             <w:r>
               <w:rPr>
                 <w:webHidden/>
@@ -1693,7 +1693,7 @@
       <w:r>
         <w:br w:type="page"/>
       </w:r>
-      <w:bookmarkStart w:id="0" w:name="__RefHeading___Toc44541_4195859891"/>
+      <w:bookmarkStart w:id="0" w:name="__RefHeading___Toc44541_3949650649"/>
       <w:bookmarkStart w:id="1" w:name="_Toc48319687"/>
       <w:bookmarkStart w:id="2" w:name="_Toc11824118"/>
       <w:bookmarkEnd w:id="0"/>
@@ -2338,7 +2338,7 @@
           <w:spacing w:val="0"/>
         </w:rPr>
       </w:pPr>
-      <w:bookmarkStart w:id="4" w:name="__RefHeading___Toc44543_4195859891"/>
+      <w:bookmarkStart w:id="4" w:name="__RefHeading___Toc44543_3949650649"/>
       <w:bookmarkStart w:id="5" w:name="_Toc233203388"/>
       <w:bookmarkEnd w:id="4"/>
       <w:r>
@@ -3801,7 +3801,7 @@
         <w:pageBreakBefore w:val="false"/>
         <w:rPr/>
       </w:pPr>
-      <w:bookmarkStart w:id="6" w:name="__RefHeading___Toc44545_4195859891"/>
+      <w:bookmarkStart w:id="6" w:name="__RefHeading___Toc44545_3949650649"/>
       <w:bookmarkEnd w:id="6"/>
       <w:r>
         <w:rPr>
@@ -3818,7 +3818,7 @@
         <w:pStyle w:val="Heading2"/>
         <w:rPr/>
       </w:pPr>
-      <w:bookmarkStart w:id="7" w:name="__RefHeading___Toc44547_4195859891"/>
+      <w:bookmarkStart w:id="7" w:name="__RefHeading___Toc44547_3949650649"/>
       <w:bookmarkEnd w:id="7"/>
       <w:r>
         <w:rPr>
@@ -3903,7 +3903,7 @@
         <w:pStyle w:val="Heading2"/>
         <w:rPr/>
       </w:pPr>
-      <w:bookmarkStart w:id="8" w:name="__RefHeading___Toc44549_4195859891"/>
+      <w:bookmarkStart w:id="8" w:name="__RefHeading___Toc44549_3949650649"/>
       <w:bookmarkEnd w:id="8"/>
       <w:r>
         <w:rPr>
@@ -4430,7 +4430,7 @@
         <w:pStyle w:val="Heading2"/>
         <w:rPr/>
       </w:pPr>
-      <w:bookmarkStart w:id="9" w:name="__RefHeading___Toc44551_4195859891"/>
+      <w:bookmarkStart w:id="9" w:name="__RefHeading___Toc44551_3949650649"/>
       <w:bookmarkEnd w:id="9"/>
       <w:r>
         <w:rPr>
@@ -4513,7 +4513,7 @@
         <w:pStyle w:val="Heading1"/>
         <w:rPr/>
       </w:pPr>
-      <w:bookmarkStart w:id="10" w:name="__RefHeading___Toc44553_4195859891"/>
+      <w:bookmarkStart w:id="10" w:name="__RefHeading___Toc44553_3949650649"/>
       <w:bookmarkEnd w:id="10"/>
       <w:r>
         <w:rPr>
@@ -4530,7 +4530,7 @@
         <w:pStyle w:val="Heading2"/>
         <w:rPr/>
       </w:pPr>
-      <w:bookmarkStart w:id="11" w:name="__RefHeading___Toc44555_4195859891"/>
+      <w:bookmarkStart w:id="11" w:name="__RefHeading___Toc44555_3949650649"/>
       <w:bookmarkEnd w:id="11"/>
       <w:r>
         <w:rPr>
@@ -6281,7 +6281,7 @@
         <w:pStyle w:val="Heading2"/>
         <w:rPr/>
       </w:pPr>
-      <w:bookmarkStart w:id="12" w:name="__RefHeading___Toc44557_4195859891"/>
+      <w:bookmarkStart w:id="12" w:name="__RefHeading___Toc44557_3949650649"/>
       <w:bookmarkEnd w:id="12"/>
       <w:r>
         <w:rPr>
@@ -6393,7 +6393,7 @@
         <w:pStyle w:val="Heading2"/>
         <w:rPr/>
       </w:pPr>
-      <w:bookmarkStart w:id="13" w:name="__RefHeading___Toc44559_4195859891"/>
+      <w:bookmarkStart w:id="13" w:name="__RefHeading___Toc44559_3949650649"/>
       <w:bookmarkEnd w:id="13"/>
       <w:r>
         <w:rPr>
@@ -6508,7 +6508,7 @@
         <w:pStyle w:val="Heading1"/>
         <w:rPr/>
       </w:pPr>
-      <w:bookmarkStart w:id="14" w:name="__RefHeading___Toc44561_4195859891"/>
+      <w:bookmarkStart w:id="14" w:name="__RefHeading___Toc44561_3949650649"/>
       <w:bookmarkEnd w:id="14"/>
       <w:r>
         <w:rPr>
@@ -6525,7 +6525,7 @@
         <w:pStyle w:val="Heading2"/>
         <w:rPr/>
       </w:pPr>
-      <w:bookmarkStart w:id="15" w:name="__RefHeading___Toc44563_4195859891"/>
+      <w:bookmarkStart w:id="15" w:name="__RefHeading___Toc44563_3949650649"/>
       <w:bookmarkEnd w:id="15"/>
       <w:r>
         <w:rPr>
@@ -8396,7 +8396,7 @@
         <w:pStyle w:val="Heading2"/>
         <w:rPr/>
       </w:pPr>
-      <w:bookmarkStart w:id="16" w:name="__RefHeading___Toc44565_4195859891"/>
+      <w:bookmarkStart w:id="16" w:name="__RefHeading___Toc44565_3949650649"/>
       <w:bookmarkEnd w:id="16"/>
       <w:r>
         <w:rPr>
@@ -8583,7 +8583,7 @@
         <w:pStyle w:val="Heading2"/>
         <w:rPr/>
       </w:pPr>
-      <w:bookmarkStart w:id="17" w:name="__RefHeading___Toc44567_4195859891"/>
+      <w:bookmarkStart w:id="17" w:name="__RefHeading___Toc44567_3949650649"/>
       <w:bookmarkEnd w:id="17"/>
       <w:r>
         <w:rPr>
@@ -8770,7 +8770,7 @@
         <w:pStyle w:val="Heading2"/>
         <w:rPr/>
       </w:pPr>
-      <w:bookmarkStart w:id="18" w:name="__RefHeading___Toc44569_4195859891"/>
+      <w:bookmarkStart w:id="18" w:name="__RefHeading___Toc44569_3949650649"/>
       <w:bookmarkEnd w:id="18"/>
       <w:r>
         <w:rPr>
@@ -9062,7 +9062,7 @@
         <w:pStyle w:val="Heading2"/>
         <w:rPr/>
       </w:pPr>
-      <w:bookmarkStart w:id="19" w:name="__RefHeading___Toc44571_4195859891"/>
+      <w:bookmarkStart w:id="19" w:name="__RefHeading___Toc44571_3949650649"/>
       <w:bookmarkEnd w:id="19"/>
       <w:r>
         <w:rPr>
@@ -9335,7 +9335,7 @@
         <w:pStyle w:val="Heading2"/>
         <w:rPr/>
       </w:pPr>
-      <w:bookmarkStart w:id="20" w:name="__RefHeading___Toc44573_4195859891"/>
+      <w:bookmarkStart w:id="20" w:name="__RefHeading___Toc44573_3949650649"/>
       <w:bookmarkEnd w:id="20"/>
       <w:r>
         <w:rPr>
@@ -9589,7 +9589,7 @@
         <w:pStyle w:val="Heading2"/>
         <w:rPr/>
       </w:pPr>
-      <w:bookmarkStart w:id="21" w:name="__RefHeading___Toc44575_4195859891"/>
+      <w:bookmarkStart w:id="21" w:name="__RefHeading___Toc44575_3949650649"/>
       <w:bookmarkEnd w:id="21"/>
       <w:r>
         <w:rPr>
@@ -9781,7 +9781,7 @@
         <w:pStyle w:val="Heading2"/>
         <w:rPr/>
       </w:pPr>
-      <w:bookmarkStart w:id="22" w:name="__RefHeading___Toc44577_4195859891"/>
+      <w:bookmarkStart w:id="22" w:name="__RefHeading___Toc44577_3949650649"/>
       <w:bookmarkEnd w:id="22"/>
       <w:r>
         <w:rPr>
@@ -10073,7 +10073,7 @@
         <w:pStyle w:val="Heading2"/>
         <w:rPr/>
       </w:pPr>
-      <w:bookmarkStart w:id="23" w:name="__RefHeading___Toc44579_4195859891"/>
+      <w:bookmarkStart w:id="23" w:name="__RefHeading___Toc44579_3949650649"/>
       <w:bookmarkEnd w:id="23"/>
       <w:r>
         <w:rPr>
@@ -10341,7 +10341,7 @@
         <w:pStyle w:val="Heading2"/>
         <w:rPr/>
       </w:pPr>
-      <w:bookmarkStart w:id="24" w:name="__RefHeading___Toc44581_4195859891"/>
+      <w:bookmarkStart w:id="24" w:name="__RefHeading___Toc44581_3949650649"/>
       <w:bookmarkEnd w:id="24"/>
       <w:r>
         <w:rPr>
@@ -10614,7 +10614,7 @@
         <w:pStyle w:val="Heading2"/>
         <w:rPr/>
       </w:pPr>
-      <w:bookmarkStart w:id="25" w:name="__RefHeading___Toc44583_4195859891"/>
+      <w:bookmarkStart w:id="25" w:name="__RefHeading___Toc44583_3949650649"/>
       <w:bookmarkEnd w:id="25"/>
       <w:r>
         <w:rPr>
@@ -10839,7 +10839,7 @@
         <w:pStyle w:val="Heading2"/>
         <w:rPr/>
       </w:pPr>
-      <w:bookmarkStart w:id="26" w:name="__RefHeading___Toc44585_4195859891"/>
+      <w:bookmarkStart w:id="26" w:name="__RefHeading___Toc44585_3949650649"/>
       <w:bookmarkEnd w:id="26"/>
       <w:r>
         <w:rPr>
@@ -10961,7 +10961,7 @@
         <w:pStyle w:val="Heading1"/>
         <w:rPr/>
       </w:pPr>
-      <w:bookmarkStart w:id="27" w:name="__RefHeading___Toc44587_4195859891"/>
+      <w:bookmarkStart w:id="27" w:name="__RefHeading___Toc44587_3949650649"/>
       <w:bookmarkEnd w:id="27"/>
       <w:r>
         <w:rPr>
@@ -10978,7 +10978,7 @@
         <w:pStyle w:val="Heading2"/>
         <w:rPr/>
       </w:pPr>
-      <w:bookmarkStart w:id="28" w:name="__RefHeading___Toc44589_4195859891"/>
+      <w:bookmarkStart w:id="28" w:name="__RefHeading___Toc44589_3949650649"/>
       <w:bookmarkEnd w:id="28"/>
       <w:r>
         <w:rPr>
@@ -12396,7 +12396,7 @@
         <w:pStyle w:val="Heading2"/>
         <w:rPr/>
       </w:pPr>
-      <w:bookmarkStart w:id="29" w:name="__RefHeading___Toc44591_4195859891"/>
+      <w:bookmarkStart w:id="29" w:name="__RefHeading___Toc44591_3949650649"/>
       <w:bookmarkEnd w:id="29"/>
       <w:r>
         <w:rPr>
@@ -12470,7 +12470,7 @@
         <w:pStyle w:val="Heading2"/>
         <w:rPr/>
       </w:pPr>
-      <w:bookmarkStart w:id="30" w:name="__RefHeading___Toc44593_4195859891"/>
+      <w:bookmarkStart w:id="30" w:name="__RefHeading___Toc44593_3949650649"/>
       <w:bookmarkEnd w:id="30"/>
       <w:r>
         <w:rPr>
@@ -12563,7 +12563,7 @@
         <w:pStyle w:val="Heading2"/>
         <w:rPr/>
       </w:pPr>
-      <w:bookmarkStart w:id="31" w:name="__RefHeading___Toc44595_4195859891"/>
+      <w:bookmarkStart w:id="31" w:name="__RefHeading___Toc44595_3949650649"/>
       <w:bookmarkEnd w:id="31"/>
       <w:r>
         <w:rPr>
@@ -12678,7 +12678,7 @@
         <w:pStyle w:val="Heading1"/>
         <w:rPr/>
       </w:pPr>
-      <w:bookmarkStart w:id="32" w:name="__RefHeading___Toc44597_4195859891"/>
+      <w:bookmarkStart w:id="32" w:name="__RefHeading___Toc44597_3949650649"/>
       <w:bookmarkEnd w:id="32"/>
       <w:r>
         <w:rPr>
@@ -12710,7 +12710,7 @@
         <w:pStyle w:val="Heading2"/>
         <w:rPr/>
       </w:pPr>
-      <w:bookmarkStart w:id="33" w:name="__RefHeading___Toc44599_4195859891"/>
+      <w:bookmarkStart w:id="33" w:name="__RefHeading___Toc44599_3949650649"/>
       <w:bookmarkEnd w:id="33"/>
       <w:r>
         <w:rPr>
@@ -12822,7 +12822,7 @@
         <w:pStyle w:val="Heading2"/>
         <w:rPr/>
       </w:pPr>
-      <w:bookmarkStart w:id="34" w:name="__RefHeading___Toc44601_4195859891"/>
+      <w:bookmarkStart w:id="34" w:name="__RefHeading___Toc44601_3949650649"/>
       <w:bookmarkEnd w:id="34"/>
       <w:r>
         <w:rPr>
@@ -12934,7 +12934,7 @@
         <w:pStyle w:val="Heading2"/>
         <w:rPr/>
       </w:pPr>
-      <w:bookmarkStart w:id="35" w:name="__RefHeading___Toc44603_4195859891"/>
+      <w:bookmarkStart w:id="35" w:name="__RefHeading___Toc44603_3949650649"/>
       <w:bookmarkEnd w:id="35"/>
       <w:r>
         <w:rPr>
@@ -13030,7 +13030,7 @@
         <w:pStyle w:val="Heading1"/>
         <w:rPr/>
       </w:pPr>
-      <w:bookmarkStart w:id="36" w:name="__RefHeading___Toc44605_4195859891"/>
+      <w:bookmarkStart w:id="36" w:name="__RefHeading___Toc44605_3949650649"/>
       <w:bookmarkEnd w:id="36"/>
       <w:r>
         <w:rPr>
@@ -13047,7 +13047,7 @@
         <w:pStyle w:val="Heading2"/>
         <w:rPr/>
       </w:pPr>
-      <w:bookmarkStart w:id="37" w:name="__RefHeading___Toc44607_4195859891"/>
+      <w:bookmarkStart w:id="37" w:name="__RefHeading___Toc44607_3949650649"/>
       <w:bookmarkEnd w:id="37"/>
       <w:r>
         <w:rPr>
@@ -15492,7 +15492,7 @@
         <w:pStyle w:val="Heading2"/>
         <w:rPr/>
       </w:pPr>
-      <w:bookmarkStart w:id="38" w:name="__RefHeading___Toc44609_4195859891"/>
+      <w:bookmarkStart w:id="38" w:name="__RefHeading___Toc44609_3949650649"/>
       <w:bookmarkEnd w:id="38"/>
       <w:r>
         <w:rPr>
@@ -15994,23 +15994,13 @@
     </w:tbl>
     <w:p>
       <w:pPr>
-        <w:pStyle w:val="Normal"/>
-        <w:spacing w:before="0" w:after="80"/>
-        <w:rPr/>
-      </w:pPr>
-      <w:r>
-        <w:rPr/>
-      </w:r>
+        <w:pStyle w:val="Heading1"/>
+        <w:rPr/>
+      </w:pPr>
       <w:r>
         <w:br w:type="page"/>
       </w:r>
-    </w:p>
-    <w:p>
-      <w:pPr>
-        <w:pStyle w:val="Heading1"/>
-        <w:rPr/>
-      </w:pPr>
-      <w:bookmarkStart w:id="39" w:name="__RefHeading___Toc44611_4195859891"/>
+      <w:bookmarkStart w:id="39" w:name="__RefHeading___Toc44611_3949650649"/>
       <w:bookmarkEnd w:id="39"/>
       <w:r>
         <w:rPr>
@@ -16027,7 +16017,7 @@
         <w:pStyle w:val="Heading2"/>
         <w:rPr/>
       </w:pPr>
-      <w:bookmarkStart w:id="40" w:name="__RefHeading___Toc44613_4195859891"/>
+      <w:bookmarkStart w:id="40" w:name="__RefHeading___Toc44613_3949650649"/>
       <w:bookmarkEnd w:id="40"/>
       <w:r>
         <w:rPr>
@@ -16101,7 +16091,7 @@
         <w:pStyle w:val="Heading2"/>
         <w:rPr/>
       </w:pPr>
-      <w:bookmarkStart w:id="41" w:name="__RefHeading___Toc44615_4195859891"/>
+      <w:bookmarkStart w:id="41" w:name="__RefHeading___Toc44615_3949650649"/>
       <w:bookmarkEnd w:id="41"/>
       <w:r>
         <w:rPr>
@@ -16192,7 +16182,7 @@
           <w:spacing w:val="0"/>
         </w:rPr>
       </w:pPr>
-      <w:bookmarkStart w:id="42" w:name="__RefHeading___Toc44617_4195859891"/>
+      <w:bookmarkStart w:id="42" w:name="__RefHeading___Toc44617_3949650649"/>
       <w:bookmarkStart w:id="43" w:name="_Toc233203395"/>
       <w:bookmarkEnd w:id="42"/>
       <w:r>
